--- a/3-能力管理/运行记录类文件/TXHS-03-04-2025年度运维服务能力管理计划.docx
+++ b/3-能力管理/运行记录类文件/TXHS-03-04-2025年度运维服务能力管理计划.docx
@@ -21,7 +21,7 @@
         <w:spacing w:before="3120" w:beforeLines="1000"/>
         <w:textAlignment w:val="baseline"/>
       </w:pPr>
-      <w:bookmarkStart w:id="0" w:name="_Toc21804"/>
+      <w:bookmarkStart w:id="0" w:name="_Toc18187"/>
       <w:r>
         <w:drawing>
           <wp:anchor distT="0" distB="0" distL="114300" distR="114300" simplePos="0" relativeHeight="251661312" behindDoc="1" locked="0" layoutInCell="1" allowOverlap="1">
@@ -211,7 +211,7 @@
         </w:rPr>
       </w:pPr>
       <w:bookmarkStart w:id="1" w:name="_Toc6604"/>
-      <w:bookmarkStart w:id="2" w:name="_Toc23944"/>
+      <w:bookmarkStart w:id="2" w:name="_Toc1293"/>
       <w:r>
         <w:rPr>
           <w:rFonts w:hint="eastAsia"/>
@@ -353,12 +353,6 @@
             <w:insideH w:val="none" w:color="auto" w:sz="0" w:space="0"/>
             <w:insideV w:val="none" w:color="auto" w:sz="0" w:space="0"/>
           </w:tblBorders>
-          <w:tblCellMar>
-            <w:top w:w="0" w:type="dxa"/>
-            <w:left w:w="108" w:type="dxa"/>
-            <w:bottom w:w="0" w:type="dxa"/>
-            <w:right w:w="108" w:type="dxa"/>
-          </w:tblCellMar>
         </w:tblPrEx>
         <w:trPr>
           <w:trHeight w:val="810" w:hRule="atLeast"/>
@@ -1379,7 +1373,7 @@
                 <w:vertAlign w:val="baseline"/>
                 <w:lang w:val="en-US" w:eastAsia="zh-CN"/>
               </w:rPr>
-              <w:t>强宇涛</w:t>
+              <w:t>程方</w:t>
             </w:r>
           </w:p>
         </w:tc>
@@ -1423,7 +1417,7 @@
                 <w:vertAlign w:val="baseline"/>
                 <w:lang w:val="en-US" w:eastAsia="zh-CN"/>
               </w:rPr>
-              <w:t>陈凯</w:t>
+              <w:t>茅建根</w:t>
             </w:r>
           </w:p>
         </w:tc>
@@ -2096,6 +2090,8 @@
               <w:tab w:val="right" w:leader="dot" w:pos="8306"/>
             </w:tabs>
           </w:pPr>
+          <w:bookmarkStart w:id="58" w:name="_GoBack"/>
+          <w:bookmarkEnd w:id="58"/>
           <w:r>
             <w:rPr>
               <w:rFonts w:hint="eastAsia" w:ascii="宋体" w:hAnsi="宋体" w:eastAsia="宋体" w:cs="宋体"/>
@@ -2132,7 +2128,7 @@
               <w:rFonts w:hint="eastAsia" w:ascii="宋体" w:hAnsi="宋体" w:eastAsia="宋体" w:cs="宋体"/>
               <w:szCs w:val="24"/>
             </w:rPr>
-            <w:instrText xml:space="preserve"> HYPERLINK \l _Toc21804 </w:instrText>
+            <w:instrText xml:space="preserve"> HYPERLINK \l _Toc18187 </w:instrText>
           </w:r>
           <w:r>
             <w:rPr>
@@ -2155,7 +2151,7 @@
             <w:fldChar w:fldCharType="begin"/>
           </w:r>
           <w:r>
-            <w:instrText xml:space="preserve"> PAGEREF _Toc21804 \h </w:instrText>
+            <w:instrText xml:space="preserve"> PAGEREF _Toc18187 \h </w:instrText>
           </w:r>
           <w:r>
             <w:fldChar w:fldCharType="separate"/>
@@ -2193,7 +2189,7 @@
               <w:rFonts w:hint="eastAsia" w:ascii="宋体" w:hAnsi="宋体" w:eastAsia="宋体" w:cs="宋体"/>
               <w:szCs w:val="24"/>
             </w:rPr>
-            <w:instrText xml:space="preserve"> HYPERLINK \l _Toc23944 </w:instrText>
+            <w:instrText xml:space="preserve"> HYPERLINK \l _Toc1293 </w:instrText>
           </w:r>
           <w:r>
             <w:rPr>
@@ -2216,7 +2212,7 @@
             <w:fldChar w:fldCharType="begin"/>
           </w:r>
           <w:r>
-            <w:instrText xml:space="preserve"> PAGEREF _Toc23944 \h </w:instrText>
+            <w:instrText xml:space="preserve"> PAGEREF _Toc1293 \h </w:instrText>
           </w:r>
           <w:r>
             <w:fldChar w:fldCharType="separate"/>
@@ -2254,7 +2250,7 @@
               <w:rFonts w:hint="eastAsia" w:ascii="宋体" w:hAnsi="宋体" w:eastAsia="宋体" w:cs="宋体"/>
               <w:szCs w:val="24"/>
             </w:rPr>
-            <w:instrText xml:space="preserve"> HYPERLINK \l _Toc2596 </w:instrText>
+            <w:instrText xml:space="preserve"> HYPERLINK \l _Toc30617 </w:instrText>
           </w:r>
           <w:r>
             <w:rPr>
@@ -2284,7 +2280,7 @@
             <w:fldChar w:fldCharType="begin"/>
           </w:r>
           <w:r>
-            <w:instrText xml:space="preserve"> PAGEREF _Toc2596 \h </w:instrText>
+            <w:instrText xml:space="preserve"> PAGEREF _Toc30617 \h </w:instrText>
           </w:r>
           <w:r>
             <w:fldChar w:fldCharType="separate"/>
@@ -2322,7 +2318,7 @@
               <w:rFonts w:hint="eastAsia" w:ascii="宋体" w:hAnsi="宋体" w:eastAsia="宋体" w:cs="宋体"/>
               <w:szCs w:val="24"/>
             </w:rPr>
-            <w:instrText xml:space="preserve"> HYPERLINK \l _Toc12785 </w:instrText>
+            <w:instrText xml:space="preserve"> HYPERLINK \l _Toc11116 </w:instrText>
           </w:r>
           <w:r>
             <w:rPr>
@@ -2352,7 +2348,7 @@
             <w:fldChar w:fldCharType="begin"/>
           </w:r>
           <w:r>
-            <w:instrText xml:space="preserve"> PAGEREF _Toc12785 \h </w:instrText>
+            <w:instrText xml:space="preserve"> PAGEREF _Toc11116 \h </w:instrText>
           </w:r>
           <w:r>
             <w:fldChar w:fldCharType="separate"/>
@@ -2390,7 +2386,7 @@
               <w:rFonts w:hint="eastAsia" w:ascii="宋体" w:hAnsi="宋体" w:eastAsia="宋体" w:cs="宋体"/>
               <w:szCs w:val="24"/>
             </w:rPr>
-            <w:instrText xml:space="preserve"> HYPERLINK \l _Toc30108 </w:instrText>
+            <w:instrText xml:space="preserve"> HYPERLINK \l _Toc31226 </w:instrText>
           </w:r>
           <w:r>
             <w:rPr>
@@ -2420,7 +2416,7 @@
             <w:fldChar w:fldCharType="begin"/>
           </w:r>
           <w:r>
-            <w:instrText xml:space="preserve"> PAGEREF _Toc30108 \h </w:instrText>
+            <w:instrText xml:space="preserve"> PAGEREF _Toc31226 \h </w:instrText>
           </w:r>
           <w:r>
             <w:fldChar w:fldCharType="separate"/>
@@ -2458,7 +2454,7 @@
               <w:rFonts w:hint="eastAsia" w:ascii="宋体" w:hAnsi="宋体" w:eastAsia="宋体" w:cs="宋体"/>
               <w:szCs w:val="24"/>
             </w:rPr>
-            <w:instrText xml:space="preserve"> HYPERLINK \l _Toc28060 </w:instrText>
+            <w:instrText xml:space="preserve"> HYPERLINK \l _Toc27372 </w:instrText>
           </w:r>
           <w:r>
             <w:rPr>
@@ -2488,7 +2484,7 @@
             <w:fldChar w:fldCharType="begin"/>
           </w:r>
           <w:r>
-            <w:instrText xml:space="preserve"> PAGEREF _Toc28060 \h </w:instrText>
+            <w:instrText xml:space="preserve"> PAGEREF _Toc27372 \h </w:instrText>
           </w:r>
           <w:r>
             <w:fldChar w:fldCharType="separate"/>
@@ -2526,7 +2522,7 @@
               <w:rFonts w:hint="eastAsia" w:ascii="宋体" w:hAnsi="宋体" w:eastAsia="宋体" w:cs="宋体"/>
               <w:szCs w:val="24"/>
             </w:rPr>
-            <w:instrText xml:space="preserve"> HYPERLINK \l _Toc8197 </w:instrText>
+            <w:instrText xml:space="preserve"> HYPERLINK \l _Toc29235 </w:instrText>
           </w:r>
           <w:r>
             <w:rPr>
@@ -2556,7 +2552,7 @@
             <w:fldChar w:fldCharType="begin"/>
           </w:r>
           <w:r>
-            <w:instrText xml:space="preserve"> PAGEREF _Toc8197 \h </w:instrText>
+            <w:instrText xml:space="preserve"> PAGEREF _Toc29235 \h </w:instrText>
           </w:r>
           <w:r>
             <w:fldChar w:fldCharType="separate"/>
@@ -2594,7 +2590,7 @@
               <w:rFonts w:hint="eastAsia" w:ascii="宋体" w:hAnsi="宋体" w:eastAsia="宋体" w:cs="宋体"/>
               <w:szCs w:val="24"/>
             </w:rPr>
-            <w:instrText xml:space="preserve"> HYPERLINK \l _Toc20286 </w:instrText>
+            <w:instrText xml:space="preserve"> HYPERLINK \l _Toc15924 </w:instrText>
           </w:r>
           <w:r>
             <w:rPr>
@@ -2624,7 +2620,7 @@
             <w:fldChar w:fldCharType="begin"/>
           </w:r>
           <w:r>
-            <w:instrText xml:space="preserve"> PAGEREF _Toc20286 \h </w:instrText>
+            <w:instrText xml:space="preserve"> PAGEREF _Toc15924 \h </w:instrText>
           </w:r>
           <w:r>
             <w:fldChar w:fldCharType="separate"/>
@@ -2662,7 +2658,7 @@
               <w:rFonts w:hint="eastAsia" w:ascii="宋体" w:hAnsi="宋体" w:eastAsia="宋体" w:cs="宋体"/>
               <w:szCs w:val="24"/>
             </w:rPr>
-            <w:instrText xml:space="preserve"> HYPERLINK \l _Toc27946 </w:instrText>
+            <w:instrText xml:space="preserve"> HYPERLINK \l _Toc9251 </w:instrText>
           </w:r>
           <w:r>
             <w:rPr>
@@ -2692,7 +2688,7 @@
             <w:fldChar w:fldCharType="begin"/>
           </w:r>
           <w:r>
-            <w:instrText xml:space="preserve"> PAGEREF _Toc27946 \h </w:instrText>
+            <w:instrText xml:space="preserve"> PAGEREF _Toc9251 \h </w:instrText>
           </w:r>
           <w:r>
             <w:fldChar w:fldCharType="separate"/>
@@ -2730,7 +2726,7 @@
               <w:rFonts w:hint="eastAsia" w:ascii="宋体" w:hAnsi="宋体" w:eastAsia="宋体" w:cs="宋体"/>
               <w:szCs w:val="24"/>
             </w:rPr>
-            <w:instrText xml:space="preserve"> HYPERLINK \l _Toc21457 </w:instrText>
+            <w:instrText xml:space="preserve"> HYPERLINK \l _Toc1588 </w:instrText>
           </w:r>
           <w:r>
             <w:rPr>
@@ -2760,7 +2756,7 @@
             <w:fldChar w:fldCharType="begin"/>
           </w:r>
           <w:r>
-            <w:instrText xml:space="preserve"> PAGEREF _Toc21457 \h </w:instrText>
+            <w:instrText xml:space="preserve"> PAGEREF _Toc1588 \h </w:instrText>
           </w:r>
           <w:r>
             <w:fldChar w:fldCharType="separate"/>
@@ -2798,7 +2794,7 @@
               <w:rFonts w:hint="eastAsia" w:ascii="宋体" w:hAnsi="宋体" w:eastAsia="宋体" w:cs="宋体"/>
               <w:szCs w:val="24"/>
             </w:rPr>
-            <w:instrText xml:space="preserve"> HYPERLINK \l _Toc21772 </w:instrText>
+            <w:instrText xml:space="preserve"> HYPERLINK \l _Toc3927 </w:instrText>
           </w:r>
           <w:r>
             <w:rPr>
@@ -2828,7 +2824,7 @@
             <w:fldChar w:fldCharType="begin"/>
           </w:r>
           <w:r>
-            <w:instrText xml:space="preserve"> PAGEREF _Toc21772 \h </w:instrText>
+            <w:instrText xml:space="preserve"> PAGEREF _Toc3927 \h </w:instrText>
           </w:r>
           <w:r>
             <w:fldChar w:fldCharType="separate"/>
@@ -2866,7 +2862,7 @@
               <w:rFonts w:hint="eastAsia" w:ascii="宋体" w:hAnsi="宋体" w:eastAsia="宋体" w:cs="宋体"/>
               <w:szCs w:val="24"/>
             </w:rPr>
-            <w:instrText xml:space="preserve"> HYPERLINK \l _Toc3708 </w:instrText>
+            <w:instrText xml:space="preserve"> HYPERLINK \l _Toc25883 </w:instrText>
           </w:r>
           <w:r>
             <w:rPr>
@@ -2896,7 +2892,7 @@
             <w:fldChar w:fldCharType="begin"/>
           </w:r>
           <w:r>
-            <w:instrText xml:space="preserve"> PAGEREF _Toc3708 \h </w:instrText>
+            <w:instrText xml:space="preserve"> PAGEREF _Toc25883 \h </w:instrText>
           </w:r>
           <w:r>
             <w:fldChar w:fldCharType="separate"/>
@@ -2934,7 +2930,7 @@
               <w:rFonts w:hint="eastAsia" w:ascii="宋体" w:hAnsi="宋体" w:eastAsia="宋体" w:cs="宋体"/>
               <w:szCs w:val="24"/>
             </w:rPr>
-            <w:instrText xml:space="preserve"> HYPERLINK \l _Toc21685 </w:instrText>
+            <w:instrText xml:space="preserve"> HYPERLINK \l _Toc21174 </w:instrText>
           </w:r>
           <w:r>
             <w:rPr>
@@ -2964,7 +2960,7 @@
             <w:fldChar w:fldCharType="begin"/>
           </w:r>
           <w:r>
-            <w:instrText xml:space="preserve"> PAGEREF _Toc21685 \h </w:instrText>
+            <w:instrText xml:space="preserve"> PAGEREF _Toc21174 \h </w:instrText>
           </w:r>
           <w:r>
             <w:fldChar w:fldCharType="separate"/>
@@ -3002,7 +2998,7 @@
               <w:rFonts w:hint="eastAsia" w:ascii="宋体" w:hAnsi="宋体" w:eastAsia="宋体" w:cs="宋体"/>
               <w:szCs w:val="24"/>
             </w:rPr>
-            <w:instrText xml:space="preserve"> HYPERLINK \l _Toc27802 </w:instrText>
+            <w:instrText xml:space="preserve"> HYPERLINK \l _Toc13794 </w:instrText>
           </w:r>
           <w:r>
             <w:rPr>
@@ -3032,7 +3028,7 @@
             <w:fldChar w:fldCharType="begin"/>
           </w:r>
           <w:r>
-            <w:instrText xml:space="preserve"> PAGEREF _Toc27802 \h </w:instrText>
+            <w:instrText xml:space="preserve"> PAGEREF _Toc13794 \h </w:instrText>
           </w:r>
           <w:r>
             <w:fldChar w:fldCharType="separate"/>
@@ -3070,7 +3066,7 @@
               <w:rFonts w:hint="eastAsia" w:ascii="宋体" w:hAnsi="宋体" w:eastAsia="宋体" w:cs="宋体"/>
               <w:szCs w:val="24"/>
             </w:rPr>
-            <w:instrText xml:space="preserve"> HYPERLINK \l _Toc24236 </w:instrText>
+            <w:instrText xml:space="preserve"> HYPERLINK \l _Toc24152 </w:instrText>
           </w:r>
           <w:r>
             <w:rPr>
@@ -3100,7 +3096,7 @@
             <w:fldChar w:fldCharType="begin"/>
           </w:r>
           <w:r>
-            <w:instrText xml:space="preserve"> PAGEREF _Toc24236 \h </w:instrText>
+            <w:instrText xml:space="preserve"> PAGEREF _Toc24152 \h </w:instrText>
           </w:r>
           <w:r>
             <w:fldChar w:fldCharType="separate"/>
@@ -3138,7 +3134,7 @@
               <w:rFonts w:hint="eastAsia" w:ascii="宋体" w:hAnsi="宋体" w:eastAsia="宋体" w:cs="宋体"/>
               <w:szCs w:val="24"/>
             </w:rPr>
-            <w:instrText xml:space="preserve"> HYPERLINK \l _Toc12004 </w:instrText>
+            <w:instrText xml:space="preserve"> HYPERLINK \l _Toc11575 </w:instrText>
           </w:r>
           <w:r>
             <w:rPr>
@@ -3168,7 +3164,7 @@
             <w:fldChar w:fldCharType="begin"/>
           </w:r>
           <w:r>
-            <w:instrText xml:space="preserve"> PAGEREF _Toc12004 \h </w:instrText>
+            <w:instrText xml:space="preserve"> PAGEREF _Toc11575 \h </w:instrText>
           </w:r>
           <w:r>
             <w:fldChar w:fldCharType="separate"/>
@@ -3206,7 +3202,7 @@
               <w:rFonts w:hint="eastAsia" w:ascii="宋体" w:hAnsi="宋体" w:eastAsia="宋体" w:cs="宋体"/>
               <w:szCs w:val="24"/>
             </w:rPr>
-            <w:instrText xml:space="preserve"> HYPERLINK \l _Toc4069 </w:instrText>
+            <w:instrText xml:space="preserve"> HYPERLINK \l _Toc27971 </w:instrText>
           </w:r>
           <w:r>
             <w:rPr>
@@ -3236,7 +3232,7 @@
             <w:fldChar w:fldCharType="begin"/>
           </w:r>
           <w:r>
-            <w:instrText xml:space="preserve"> PAGEREF _Toc4069 \h </w:instrText>
+            <w:instrText xml:space="preserve"> PAGEREF _Toc27971 \h </w:instrText>
           </w:r>
           <w:r>
             <w:fldChar w:fldCharType="separate"/>
@@ -3274,7 +3270,7 @@
               <w:rFonts w:hint="eastAsia" w:ascii="宋体" w:hAnsi="宋体" w:eastAsia="宋体" w:cs="宋体"/>
               <w:szCs w:val="24"/>
             </w:rPr>
-            <w:instrText xml:space="preserve"> HYPERLINK \l _Toc26898 </w:instrText>
+            <w:instrText xml:space="preserve"> HYPERLINK \l _Toc22231 </w:instrText>
           </w:r>
           <w:r>
             <w:rPr>
@@ -3295,7 +3291,7 @@
               <w:rFonts w:hint="eastAsia"/>
               <w:lang w:val="en-US" w:eastAsia="zh-CN"/>
             </w:rPr>
-            <w:t>人员技能评定管理计划</w:t>
+            <w:t>人员能力评价管理计划</w:t>
           </w:r>
           <w:r>
             <w:tab/>
@@ -3304,7 +3300,7 @@
             <w:fldChar w:fldCharType="begin"/>
           </w:r>
           <w:r>
-            <w:instrText xml:space="preserve"> PAGEREF _Toc26898 \h </w:instrText>
+            <w:instrText xml:space="preserve"> PAGEREF _Toc22231 \h </w:instrText>
           </w:r>
           <w:r>
             <w:fldChar w:fldCharType="separate"/>
@@ -3342,7 +3338,7 @@
               <w:rFonts w:hint="eastAsia" w:ascii="宋体" w:hAnsi="宋体" w:eastAsia="宋体" w:cs="宋体"/>
               <w:szCs w:val="24"/>
             </w:rPr>
-            <w:instrText xml:space="preserve"> HYPERLINK \l _Toc21867 </w:instrText>
+            <w:instrText xml:space="preserve"> HYPERLINK \l _Toc19939 </w:instrText>
           </w:r>
           <w:r>
             <w:rPr>
@@ -3372,7 +3368,7 @@
             <w:fldChar w:fldCharType="begin"/>
           </w:r>
           <w:r>
-            <w:instrText xml:space="preserve"> PAGEREF _Toc21867 \h </w:instrText>
+            <w:instrText xml:space="preserve"> PAGEREF _Toc19939 \h </w:instrText>
           </w:r>
           <w:r>
             <w:fldChar w:fldCharType="separate"/>
@@ -3410,7 +3406,7 @@
               <w:rFonts w:hint="eastAsia" w:ascii="宋体" w:hAnsi="宋体" w:eastAsia="宋体" w:cs="宋体"/>
               <w:szCs w:val="24"/>
             </w:rPr>
-            <w:instrText xml:space="preserve"> HYPERLINK \l _Toc9076 </w:instrText>
+            <w:instrText xml:space="preserve"> HYPERLINK \l _Toc31378 </w:instrText>
           </w:r>
           <w:r>
             <w:rPr>
@@ -3440,7 +3436,7 @@
             <w:fldChar w:fldCharType="begin"/>
           </w:r>
           <w:r>
-            <w:instrText xml:space="preserve"> PAGEREF _Toc9076 \h </w:instrText>
+            <w:instrText xml:space="preserve"> PAGEREF _Toc31378 \h </w:instrText>
           </w:r>
           <w:r>
             <w:fldChar w:fldCharType="separate"/>
@@ -3478,7 +3474,7 @@
               <w:rFonts w:hint="eastAsia" w:ascii="宋体" w:hAnsi="宋体" w:eastAsia="宋体" w:cs="宋体"/>
               <w:szCs w:val="24"/>
             </w:rPr>
-            <w:instrText xml:space="preserve"> HYPERLINK \l _Toc20496 </w:instrText>
+            <w:instrText xml:space="preserve"> HYPERLINK \l _Toc30588 </w:instrText>
           </w:r>
           <w:r>
             <w:rPr>
@@ -3508,7 +3504,7 @@
             <w:fldChar w:fldCharType="begin"/>
           </w:r>
           <w:r>
-            <w:instrText xml:space="preserve"> PAGEREF _Toc20496 \h </w:instrText>
+            <w:instrText xml:space="preserve"> PAGEREF _Toc30588 \h </w:instrText>
           </w:r>
           <w:r>
             <w:fldChar w:fldCharType="separate"/>
@@ -3546,7 +3542,7 @@
               <w:rFonts w:hint="eastAsia" w:ascii="宋体" w:hAnsi="宋体" w:eastAsia="宋体" w:cs="宋体"/>
               <w:szCs w:val="24"/>
             </w:rPr>
-            <w:instrText xml:space="preserve"> HYPERLINK \l _Toc22089 </w:instrText>
+            <w:instrText xml:space="preserve"> HYPERLINK \l _Toc3724 </w:instrText>
           </w:r>
           <w:r>
             <w:rPr>
@@ -3576,7 +3572,7 @@
             <w:fldChar w:fldCharType="begin"/>
           </w:r>
           <w:r>
-            <w:instrText xml:space="preserve"> PAGEREF _Toc22089 \h </w:instrText>
+            <w:instrText xml:space="preserve"> PAGEREF _Toc3724 \h </w:instrText>
           </w:r>
           <w:r>
             <w:fldChar w:fldCharType="separate"/>
@@ -3614,7 +3610,7 @@
               <w:rFonts w:hint="eastAsia" w:ascii="宋体" w:hAnsi="宋体" w:eastAsia="宋体" w:cs="宋体"/>
               <w:szCs w:val="24"/>
             </w:rPr>
-            <w:instrText xml:space="preserve"> HYPERLINK \l _Toc28390 </w:instrText>
+            <w:instrText xml:space="preserve"> HYPERLINK \l _Toc7139 </w:instrText>
           </w:r>
           <w:r>
             <w:rPr>
@@ -3644,7 +3640,7 @@
             <w:fldChar w:fldCharType="begin"/>
           </w:r>
           <w:r>
-            <w:instrText xml:space="preserve"> PAGEREF _Toc28390 \h </w:instrText>
+            <w:instrText xml:space="preserve"> PAGEREF _Toc7139 \h </w:instrText>
           </w:r>
           <w:r>
             <w:fldChar w:fldCharType="separate"/>
@@ -3682,7 +3678,7 @@
               <w:rFonts w:hint="eastAsia" w:ascii="宋体" w:hAnsi="宋体" w:eastAsia="宋体" w:cs="宋体"/>
               <w:szCs w:val="24"/>
             </w:rPr>
-            <w:instrText xml:space="preserve"> HYPERLINK \l _Toc29923 </w:instrText>
+            <w:instrText xml:space="preserve"> HYPERLINK \l _Toc18558 </w:instrText>
           </w:r>
           <w:r>
             <w:rPr>
@@ -3712,7 +3708,7 @@
             <w:fldChar w:fldCharType="begin"/>
           </w:r>
           <w:r>
-            <w:instrText xml:space="preserve"> PAGEREF _Toc29923 \h </w:instrText>
+            <w:instrText xml:space="preserve"> PAGEREF _Toc18558 \h </w:instrText>
           </w:r>
           <w:r>
             <w:fldChar w:fldCharType="separate"/>
@@ -3750,7 +3746,7 @@
               <w:rFonts w:hint="eastAsia" w:ascii="宋体" w:hAnsi="宋体" w:eastAsia="宋体" w:cs="宋体"/>
               <w:szCs w:val="24"/>
             </w:rPr>
-            <w:instrText xml:space="preserve"> HYPERLINK \l _Toc15962 </w:instrText>
+            <w:instrText xml:space="preserve"> HYPERLINK \l _Toc8253 </w:instrText>
           </w:r>
           <w:r>
             <w:rPr>
@@ -3780,7 +3776,7 @@
             <w:fldChar w:fldCharType="begin"/>
           </w:r>
           <w:r>
-            <w:instrText xml:space="preserve"> PAGEREF _Toc15962 \h </w:instrText>
+            <w:instrText xml:space="preserve"> PAGEREF _Toc8253 \h </w:instrText>
           </w:r>
           <w:r>
             <w:fldChar w:fldCharType="separate"/>
@@ -3818,7 +3814,7 @@
               <w:rFonts w:hint="eastAsia" w:ascii="宋体" w:hAnsi="宋体" w:eastAsia="宋体" w:cs="宋体"/>
               <w:szCs w:val="24"/>
             </w:rPr>
-            <w:instrText xml:space="preserve"> HYPERLINK \l _Toc11995 </w:instrText>
+            <w:instrText xml:space="preserve"> HYPERLINK \l _Toc11777 </w:instrText>
           </w:r>
           <w:r>
             <w:rPr>
@@ -3848,7 +3844,7 @@
             <w:fldChar w:fldCharType="begin"/>
           </w:r>
           <w:r>
-            <w:instrText xml:space="preserve"> PAGEREF _Toc11995 \h </w:instrText>
+            <w:instrText xml:space="preserve"> PAGEREF _Toc11777 \h </w:instrText>
           </w:r>
           <w:r>
             <w:fldChar w:fldCharType="separate"/>
@@ -3886,7 +3882,7 @@
               <w:rFonts w:hint="eastAsia" w:ascii="宋体" w:hAnsi="宋体" w:eastAsia="宋体" w:cs="宋体"/>
               <w:szCs w:val="24"/>
             </w:rPr>
-            <w:instrText xml:space="preserve"> HYPERLINK \l _Toc6422 </w:instrText>
+            <w:instrText xml:space="preserve"> HYPERLINK \l _Toc31905 </w:instrText>
           </w:r>
           <w:r>
             <w:rPr>
@@ -3916,13 +3912,13 @@
             <w:fldChar w:fldCharType="begin"/>
           </w:r>
           <w:r>
-            <w:instrText xml:space="preserve"> PAGEREF _Toc6422 \h </w:instrText>
+            <w:instrText xml:space="preserve"> PAGEREF _Toc31905 \h </w:instrText>
           </w:r>
           <w:r>
             <w:fldChar w:fldCharType="separate"/>
           </w:r>
           <w:r>
-            <w:t>11</w:t>
+            <w:t>12</w:t>
           </w:r>
           <w:r>
             <w:fldChar w:fldCharType="end"/>
@@ -3954,7 +3950,7 @@
               <w:rFonts w:hint="eastAsia" w:ascii="宋体" w:hAnsi="宋体" w:eastAsia="宋体" w:cs="宋体"/>
               <w:szCs w:val="24"/>
             </w:rPr>
-            <w:instrText xml:space="preserve"> HYPERLINK \l _Toc32730 </w:instrText>
+            <w:instrText xml:space="preserve"> HYPERLINK \l _Toc17448 </w:instrText>
           </w:r>
           <w:r>
             <w:rPr>
@@ -3984,7 +3980,7 @@
             <w:fldChar w:fldCharType="begin"/>
           </w:r>
           <w:r>
-            <w:instrText xml:space="preserve"> PAGEREF _Toc32730 \h </w:instrText>
+            <w:instrText xml:space="preserve"> PAGEREF _Toc17448 \h </w:instrText>
           </w:r>
           <w:r>
             <w:fldChar w:fldCharType="separate"/>
@@ -4022,7 +4018,7 @@
               <w:rFonts w:hint="eastAsia" w:ascii="宋体" w:hAnsi="宋体" w:eastAsia="宋体" w:cs="宋体"/>
               <w:szCs w:val="24"/>
             </w:rPr>
-            <w:instrText xml:space="preserve"> HYPERLINK \l _Toc4385 </w:instrText>
+            <w:instrText xml:space="preserve"> HYPERLINK \l _Toc16841 </w:instrText>
           </w:r>
           <w:r>
             <w:rPr>
@@ -4052,13 +4048,13 @@
             <w:fldChar w:fldCharType="begin"/>
           </w:r>
           <w:r>
-            <w:instrText xml:space="preserve"> PAGEREF _Toc4385 \h </w:instrText>
+            <w:instrText xml:space="preserve"> PAGEREF _Toc16841 \h </w:instrText>
           </w:r>
           <w:r>
             <w:fldChar w:fldCharType="separate"/>
           </w:r>
           <w:r>
-            <w:t>12</w:t>
+            <w:t>13</w:t>
           </w:r>
           <w:r>
             <w:fldChar w:fldCharType="end"/>
@@ -4090,7 +4086,7 @@
               <w:rFonts w:hint="eastAsia" w:ascii="宋体" w:hAnsi="宋体" w:eastAsia="宋体" w:cs="宋体"/>
               <w:szCs w:val="24"/>
             </w:rPr>
-            <w:instrText xml:space="preserve"> HYPERLINK \l _Toc10952 </w:instrText>
+            <w:instrText xml:space="preserve"> HYPERLINK \l _Toc16630 </w:instrText>
           </w:r>
           <w:r>
             <w:rPr>
@@ -4120,7 +4116,7 @@
             <w:fldChar w:fldCharType="begin"/>
           </w:r>
           <w:r>
-            <w:instrText xml:space="preserve"> PAGEREF _Toc10952 \h </w:instrText>
+            <w:instrText xml:space="preserve"> PAGEREF _Toc16630 \h </w:instrText>
           </w:r>
           <w:r>
             <w:fldChar w:fldCharType="separate"/>
@@ -4158,7 +4154,7 @@
               <w:rFonts w:hint="eastAsia" w:ascii="宋体" w:hAnsi="宋体" w:eastAsia="宋体" w:cs="宋体"/>
               <w:szCs w:val="24"/>
             </w:rPr>
-            <w:instrText xml:space="preserve"> HYPERLINK \l _Toc23251 </w:instrText>
+            <w:instrText xml:space="preserve"> HYPERLINK \l _Toc15664 </w:instrText>
           </w:r>
           <w:r>
             <w:rPr>
@@ -4188,7 +4184,7 @@
             <w:fldChar w:fldCharType="begin"/>
           </w:r>
           <w:r>
-            <w:instrText xml:space="preserve"> PAGEREF _Toc23251 \h </w:instrText>
+            <w:instrText xml:space="preserve"> PAGEREF _Toc15664 \h </w:instrText>
           </w:r>
           <w:r>
             <w:fldChar w:fldCharType="separate"/>
@@ -4226,7 +4222,7 @@
               <w:rFonts w:hint="eastAsia" w:ascii="宋体" w:hAnsi="宋体" w:eastAsia="宋体" w:cs="宋体"/>
               <w:szCs w:val="24"/>
             </w:rPr>
-            <w:instrText xml:space="preserve"> HYPERLINK \l _Toc25441 </w:instrText>
+            <w:instrText xml:space="preserve"> HYPERLINK \l _Toc30064 </w:instrText>
           </w:r>
           <w:r>
             <w:rPr>
@@ -4256,13 +4252,13 @@
             <w:fldChar w:fldCharType="begin"/>
           </w:r>
           <w:r>
-            <w:instrText xml:space="preserve"> PAGEREF _Toc25441 \h </w:instrText>
+            <w:instrText xml:space="preserve"> PAGEREF _Toc30064 \h </w:instrText>
           </w:r>
           <w:r>
             <w:fldChar w:fldCharType="separate"/>
           </w:r>
           <w:r>
-            <w:t>13</w:t>
+            <w:t>14</w:t>
           </w:r>
           <w:r>
             <w:fldChar w:fldCharType="end"/>
@@ -4294,7 +4290,7 @@
               <w:rFonts w:hint="eastAsia" w:ascii="宋体" w:hAnsi="宋体" w:eastAsia="宋体" w:cs="宋体"/>
               <w:szCs w:val="24"/>
             </w:rPr>
-            <w:instrText xml:space="preserve"> HYPERLINK \l _Toc4248 </w:instrText>
+            <w:instrText xml:space="preserve"> HYPERLINK \l _Toc14167 </w:instrText>
           </w:r>
           <w:r>
             <w:rPr>
@@ -4324,13 +4320,13 @@
             <w:fldChar w:fldCharType="begin"/>
           </w:r>
           <w:r>
-            <w:instrText xml:space="preserve"> PAGEREF _Toc4248 \h </w:instrText>
+            <w:instrText xml:space="preserve"> PAGEREF _Toc14167 \h </w:instrText>
           </w:r>
           <w:r>
             <w:fldChar w:fldCharType="separate"/>
           </w:r>
           <w:r>
-            <w:t>13</w:t>
+            <w:t>14</w:t>
           </w:r>
           <w:r>
             <w:fldChar w:fldCharType="end"/>
@@ -4362,7 +4358,7 @@
               <w:rFonts w:hint="eastAsia" w:ascii="宋体" w:hAnsi="宋体" w:eastAsia="宋体" w:cs="宋体"/>
               <w:szCs w:val="24"/>
             </w:rPr>
-            <w:instrText xml:space="preserve"> HYPERLINK \l _Toc16767 </w:instrText>
+            <w:instrText xml:space="preserve"> HYPERLINK \l _Toc7518 </w:instrText>
           </w:r>
           <w:r>
             <w:rPr>
@@ -4392,7 +4388,7 @@
             <w:fldChar w:fldCharType="begin"/>
           </w:r>
           <w:r>
-            <w:instrText xml:space="preserve"> PAGEREF _Toc16767 \h </w:instrText>
+            <w:instrText xml:space="preserve"> PAGEREF _Toc7518 \h </w:instrText>
           </w:r>
           <w:r>
             <w:fldChar w:fldCharType="separate"/>
@@ -4430,7 +4426,7 @@
               <w:rFonts w:hint="eastAsia" w:ascii="宋体" w:hAnsi="宋体" w:eastAsia="宋体" w:cs="宋体"/>
               <w:szCs w:val="24"/>
             </w:rPr>
-            <w:instrText xml:space="preserve"> HYPERLINK \l _Toc7574 </w:instrText>
+            <w:instrText xml:space="preserve"> HYPERLINK \l _Toc25864 </w:instrText>
           </w:r>
           <w:r>
             <w:rPr>
@@ -4460,7 +4456,7 @@
             <w:fldChar w:fldCharType="begin"/>
           </w:r>
           <w:r>
-            <w:instrText xml:space="preserve"> PAGEREF _Toc7574 \h </w:instrText>
+            <w:instrText xml:space="preserve"> PAGEREF _Toc25864 \h </w:instrText>
           </w:r>
           <w:r>
             <w:fldChar w:fldCharType="separate"/>
@@ -4498,7 +4494,7 @@
               <w:rFonts w:hint="eastAsia" w:ascii="宋体" w:hAnsi="宋体" w:eastAsia="宋体" w:cs="宋体"/>
               <w:szCs w:val="24"/>
             </w:rPr>
-            <w:instrText xml:space="preserve"> HYPERLINK \l _Toc13208 </w:instrText>
+            <w:instrText xml:space="preserve"> HYPERLINK \l _Toc27128 </w:instrText>
           </w:r>
           <w:r>
             <w:rPr>
@@ -4528,7 +4524,7 @@
             <w:fldChar w:fldCharType="begin"/>
           </w:r>
           <w:r>
-            <w:instrText xml:space="preserve"> PAGEREF _Toc13208 \h </w:instrText>
+            <w:instrText xml:space="preserve"> PAGEREF _Toc27128 \h </w:instrText>
           </w:r>
           <w:r>
             <w:fldChar w:fldCharType="separate"/>
@@ -4566,7 +4562,7 @@
               <w:rFonts w:hint="eastAsia" w:ascii="宋体" w:hAnsi="宋体" w:eastAsia="宋体" w:cs="宋体"/>
               <w:szCs w:val="24"/>
             </w:rPr>
-            <w:instrText xml:space="preserve"> HYPERLINK \l _Toc20145 </w:instrText>
+            <w:instrText xml:space="preserve"> HYPERLINK \l _Toc11213 </w:instrText>
           </w:r>
           <w:r>
             <w:rPr>
@@ -4596,13 +4592,13 @@
             <w:fldChar w:fldCharType="begin"/>
           </w:r>
           <w:r>
-            <w:instrText xml:space="preserve"> PAGEREF _Toc20145 \h </w:instrText>
+            <w:instrText xml:space="preserve"> PAGEREF _Toc11213 \h </w:instrText>
           </w:r>
           <w:r>
             <w:fldChar w:fldCharType="separate"/>
           </w:r>
           <w:r>
-            <w:t>14</w:t>
+            <w:t>15</w:t>
           </w:r>
           <w:r>
             <w:fldChar w:fldCharType="end"/>
@@ -4634,7 +4630,7 @@
               <w:rFonts w:hint="eastAsia" w:ascii="宋体" w:hAnsi="宋体" w:eastAsia="宋体" w:cs="宋体"/>
               <w:szCs w:val="24"/>
             </w:rPr>
-            <w:instrText xml:space="preserve"> HYPERLINK \l _Toc4668 </w:instrText>
+            <w:instrText xml:space="preserve"> HYPERLINK \l _Toc1809 </w:instrText>
           </w:r>
           <w:r>
             <w:rPr>
@@ -4664,7 +4660,7 @@
             <w:fldChar w:fldCharType="begin"/>
           </w:r>
           <w:r>
-            <w:instrText xml:space="preserve"> PAGEREF _Toc4668 \h </w:instrText>
+            <w:instrText xml:space="preserve"> PAGEREF _Toc1809 \h </w:instrText>
           </w:r>
           <w:r>
             <w:fldChar w:fldCharType="separate"/>
@@ -4702,7 +4698,7 @@
               <w:rFonts w:hint="eastAsia" w:ascii="宋体" w:hAnsi="宋体" w:eastAsia="宋体" w:cs="宋体"/>
               <w:szCs w:val="24"/>
             </w:rPr>
-            <w:instrText xml:space="preserve"> HYPERLINK \l _Toc17539 </w:instrText>
+            <w:instrText xml:space="preserve"> HYPERLINK \l _Toc6897 </w:instrText>
           </w:r>
           <w:r>
             <w:rPr>
@@ -4732,7 +4728,7 @@
             <w:fldChar w:fldCharType="begin"/>
           </w:r>
           <w:r>
-            <w:instrText xml:space="preserve"> PAGEREF _Toc17539 \h </w:instrText>
+            <w:instrText xml:space="preserve"> PAGEREF _Toc6897 \h </w:instrText>
           </w:r>
           <w:r>
             <w:fldChar w:fldCharType="separate"/>
@@ -4770,7 +4766,7 @@
               <w:rFonts w:hint="eastAsia" w:ascii="宋体" w:hAnsi="宋体" w:eastAsia="宋体" w:cs="宋体"/>
               <w:szCs w:val="24"/>
             </w:rPr>
-            <w:instrText xml:space="preserve"> HYPERLINK \l _Toc17575 </w:instrText>
+            <w:instrText xml:space="preserve"> HYPERLINK \l _Toc5755 </w:instrText>
           </w:r>
           <w:r>
             <w:rPr>
@@ -4800,7 +4796,7 @@
             <w:fldChar w:fldCharType="begin"/>
           </w:r>
           <w:r>
-            <w:instrText xml:space="preserve"> PAGEREF _Toc17575 \h </w:instrText>
+            <w:instrText xml:space="preserve"> PAGEREF _Toc5755 \h </w:instrText>
           </w:r>
           <w:r>
             <w:fldChar w:fldCharType="separate"/>
@@ -4838,7 +4834,7 @@
               <w:rFonts w:hint="eastAsia" w:ascii="宋体" w:hAnsi="宋体" w:eastAsia="宋体" w:cs="宋体"/>
               <w:szCs w:val="24"/>
             </w:rPr>
-            <w:instrText xml:space="preserve"> HYPERLINK \l _Toc5697 </w:instrText>
+            <w:instrText xml:space="preserve"> HYPERLINK \l _Toc17867 </w:instrText>
           </w:r>
           <w:r>
             <w:rPr>
@@ -4868,7 +4864,7 @@
             <w:fldChar w:fldCharType="begin"/>
           </w:r>
           <w:r>
-            <w:instrText xml:space="preserve"> PAGEREF _Toc5697 \h </w:instrText>
+            <w:instrText xml:space="preserve"> PAGEREF _Toc17867 \h </w:instrText>
           </w:r>
           <w:r>
             <w:fldChar w:fldCharType="separate"/>
@@ -4906,7 +4902,7 @@
               <w:rFonts w:hint="eastAsia" w:ascii="宋体" w:hAnsi="宋体" w:eastAsia="宋体" w:cs="宋体"/>
               <w:szCs w:val="24"/>
             </w:rPr>
-            <w:instrText xml:space="preserve"> HYPERLINK \l _Toc9876 </w:instrText>
+            <w:instrText xml:space="preserve"> HYPERLINK \l _Toc15297 </w:instrText>
           </w:r>
           <w:r>
             <w:rPr>
@@ -4936,13 +4932,13 @@
             <w:fldChar w:fldCharType="begin"/>
           </w:r>
           <w:r>
-            <w:instrText xml:space="preserve"> PAGEREF _Toc9876 \h </w:instrText>
+            <w:instrText xml:space="preserve"> PAGEREF _Toc15297 \h </w:instrText>
           </w:r>
           <w:r>
             <w:fldChar w:fldCharType="separate"/>
           </w:r>
           <w:r>
-            <w:t>15</w:t>
+            <w:t>16</w:t>
           </w:r>
           <w:r>
             <w:fldChar w:fldCharType="end"/>
@@ -4974,7 +4970,7 @@
               <w:rFonts w:hint="eastAsia" w:ascii="宋体" w:hAnsi="宋体" w:eastAsia="宋体" w:cs="宋体"/>
               <w:szCs w:val="24"/>
             </w:rPr>
-            <w:instrText xml:space="preserve"> HYPERLINK \l _Toc13479 </w:instrText>
+            <w:instrText xml:space="preserve"> HYPERLINK \l _Toc20771 </w:instrText>
           </w:r>
           <w:r>
             <w:rPr>
@@ -5004,7 +5000,7 @@
             <w:fldChar w:fldCharType="begin"/>
           </w:r>
           <w:r>
-            <w:instrText xml:space="preserve"> PAGEREF _Toc13479 \h </w:instrText>
+            <w:instrText xml:space="preserve"> PAGEREF _Toc20771 \h </w:instrText>
           </w:r>
           <w:r>
             <w:fldChar w:fldCharType="separate"/>
@@ -5042,7 +5038,7 @@
               <w:rFonts w:hint="eastAsia" w:ascii="宋体" w:hAnsi="宋体" w:eastAsia="宋体" w:cs="宋体"/>
               <w:szCs w:val="24"/>
             </w:rPr>
-            <w:instrText xml:space="preserve"> HYPERLINK \l _Toc8695 </w:instrText>
+            <w:instrText xml:space="preserve"> HYPERLINK \l _Toc25185 </w:instrText>
           </w:r>
           <w:r>
             <w:rPr>
@@ -5072,7 +5068,7 @@
             <w:fldChar w:fldCharType="begin"/>
           </w:r>
           <w:r>
-            <w:instrText xml:space="preserve"> PAGEREF _Toc8695 \h </w:instrText>
+            <w:instrText xml:space="preserve"> PAGEREF _Toc25185 \h </w:instrText>
           </w:r>
           <w:r>
             <w:fldChar w:fldCharType="separate"/>
@@ -5110,7 +5106,7 @@
               <w:rFonts w:hint="eastAsia" w:ascii="宋体" w:hAnsi="宋体" w:eastAsia="宋体" w:cs="宋体"/>
               <w:szCs w:val="24"/>
             </w:rPr>
-            <w:instrText xml:space="preserve"> HYPERLINK \l _Toc21855 </w:instrText>
+            <w:instrText xml:space="preserve"> HYPERLINK \l _Toc21739 </w:instrText>
           </w:r>
           <w:r>
             <w:rPr>
@@ -5140,7 +5136,7 @@
             <w:fldChar w:fldCharType="begin"/>
           </w:r>
           <w:r>
-            <w:instrText xml:space="preserve"> PAGEREF _Toc21855 \h </w:instrText>
+            <w:instrText xml:space="preserve"> PAGEREF _Toc21739 \h </w:instrText>
           </w:r>
           <w:r>
             <w:fldChar w:fldCharType="separate"/>
@@ -5178,7 +5174,7 @@
               <w:rFonts w:hint="eastAsia" w:ascii="宋体" w:hAnsi="宋体" w:eastAsia="宋体" w:cs="宋体"/>
               <w:szCs w:val="24"/>
             </w:rPr>
-            <w:instrText xml:space="preserve"> HYPERLINK \l _Toc17231 </w:instrText>
+            <w:instrText xml:space="preserve"> HYPERLINK \l _Toc31535 </w:instrText>
           </w:r>
           <w:r>
             <w:rPr>
@@ -5208,13 +5204,13 @@
             <w:fldChar w:fldCharType="begin"/>
           </w:r>
           <w:r>
-            <w:instrText xml:space="preserve"> PAGEREF _Toc17231 \h </w:instrText>
+            <w:instrText xml:space="preserve"> PAGEREF _Toc31535 \h </w:instrText>
           </w:r>
           <w:r>
             <w:fldChar w:fldCharType="separate"/>
           </w:r>
           <w:r>
-            <w:t>16</w:t>
+            <w:t>17</w:t>
           </w:r>
           <w:r>
             <w:fldChar w:fldCharType="end"/>
@@ -5246,7 +5242,7 @@
               <w:rFonts w:hint="eastAsia" w:ascii="宋体" w:hAnsi="宋体" w:eastAsia="宋体" w:cs="宋体"/>
               <w:szCs w:val="24"/>
             </w:rPr>
-            <w:instrText xml:space="preserve"> HYPERLINK \l _Toc12926 </w:instrText>
+            <w:instrText xml:space="preserve"> HYPERLINK \l _Toc31915 </w:instrText>
           </w:r>
           <w:r>
             <w:rPr>
@@ -5276,13 +5272,13 @@
             <w:fldChar w:fldCharType="begin"/>
           </w:r>
           <w:r>
-            <w:instrText xml:space="preserve"> PAGEREF _Toc12926 \h </w:instrText>
+            <w:instrText xml:space="preserve"> PAGEREF _Toc31915 \h </w:instrText>
           </w:r>
           <w:r>
             <w:fldChar w:fldCharType="separate"/>
           </w:r>
           <w:r>
-            <w:t>16</w:t>
+            <w:t>17</w:t>
           </w:r>
           <w:r>
             <w:fldChar w:fldCharType="end"/>
@@ -5314,7 +5310,7 @@
               <w:rFonts w:hint="eastAsia" w:ascii="宋体" w:hAnsi="宋体" w:eastAsia="宋体" w:cs="宋体"/>
               <w:szCs w:val="24"/>
             </w:rPr>
-            <w:instrText xml:space="preserve"> HYPERLINK \l _Toc1443 </w:instrText>
+            <w:instrText xml:space="preserve"> HYPERLINK \l _Toc4496 </w:instrText>
           </w:r>
           <w:r>
             <w:rPr>
@@ -5344,13 +5340,13 @@
             <w:fldChar w:fldCharType="begin"/>
           </w:r>
           <w:r>
-            <w:instrText xml:space="preserve"> PAGEREF _Toc1443 \h </w:instrText>
+            <w:instrText xml:space="preserve"> PAGEREF _Toc4496 \h </w:instrText>
           </w:r>
           <w:r>
             <w:fldChar w:fldCharType="separate"/>
           </w:r>
           <w:r>
-            <w:t>16</w:t>
+            <w:t>17</w:t>
           </w:r>
           <w:r>
             <w:fldChar w:fldCharType="end"/>
@@ -5382,7 +5378,7 @@
               <w:rFonts w:hint="eastAsia" w:ascii="宋体" w:hAnsi="宋体" w:eastAsia="宋体" w:cs="宋体"/>
               <w:szCs w:val="24"/>
             </w:rPr>
-            <w:instrText xml:space="preserve"> HYPERLINK \l _Toc1804 </w:instrText>
+            <w:instrText xml:space="preserve"> HYPERLINK \l _Toc25671 </w:instrText>
           </w:r>
           <w:r>
             <w:rPr>
@@ -5412,7 +5408,75 @@
             <w:fldChar w:fldCharType="begin"/>
           </w:r>
           <w:r>
-            <w:instrText xml:space="preserve"> PAGEREF _Toc1804 \h </w:instrText>
+            <w:instrText xml:space="preserve"> PAGEREF _Toc25671 \h </w:instrText>
+          </w:r>
+          <w:r>
+            <w:fldChar w:fldCharType="separate"/>
+          </w:r>
+          <w:r>
+            <w:t>17</w:t>
+          </w:r>
+          <w:r>
+            <w:fldChar w:fldCharType="end"/>
+          </w:r>
+          <w:r>
+            <w:rPr>
+              <w:rFonts w:hint="eastAsia" w:ascii="宋体" w:hAnsi="宋体" w:eastAsia="宋体" w:cs="宋体"/>
+              <w:szCs w:val="24"/>
+            </w:rPr>
+            <w:fldChar w:fldCharType="end"/>
+          </w:r>
+        </w:p>
+        <w:p>
+          <w:pPr>
+            <w:pStyle w:val="13"/>
+            <w:tabs>
+              <w:tab w:val="right" w:leader="dot" w:pos="8306"/>
+            </w:tabs>
+          </w:pPr>
+          <w:r>
+            <w:rPr>
+              <w:rFonts w:hint="eastAsia" w:ascii="宋体" w:hAnsi="宋体" w:eastAsia="宋体" w:cs="宋体"/>
+              <w:szCs w:val="24"/>
+            </w:rPr>
+            <w:fldChar w:fldCharType="begin"/>
+          </w:r>
+          <w:r>
+            <w:rPr>
+              <w:rFonts w:hint="eastAsia" w:ascii="宋体" w:hAnsi="宋体" w:eastAsia="宋体" w:cs="宋体"/>
+              <w:szCs w:val="24"/>
+            </w:rPr>
+            <w:instrText xml:space="preserve"> HYPERLINK \l _Toc24478 </w:instrText>
+          </w:r>
+          <w:r>
+            <w:rPr>
+              <w:rFonts w:hint="eastAsia" w:ascii="宋体" w:hAnsi="宋体" w:eastAsia="宋体" w:cs="宋体"/>
+              <w:szCs w:val="24"/>
+            </w:rPr>
+            <w:fldChar w:fldCharType="separate"/>
+          </w:r>
+          <w:r>
+            <w:rPr>
+              <w:rFonts w:hint="default"/>
+              <w:lang w:val="en-US" w:eastAsia="zh-CN"/>
+            </w:rPr>
+            <w:t xml:space="preserve">2.7.4. </w:t>
+          </w:r>
+          <w:r>
+            <w:rPr>
+              <w:rFonts w:hint="eastAsia"/>
+              <w:lang w:val="en-US" w:eastAsia="zh-CN"/>
+            </w:rPr>
+            <w:t>客户投诉</w:t>
+          </w:r>
+          <w:r>
+            <w:tab/>
+          </w:r>
+          <w:r>
+            <w:fldChar w:fldCharType="begin"/>
+          </w:r>
+          <w:r>
+            <w:instrText xml:space="preserve"> PAGEREF _Toc24478 \h </w:instrText>
           </w:r>
           <w:r>
             <w:fldChar w:fldCharType="separate"/>
@@ -5528,7 +5592,7 @@
           <w:lang w:val="en-US" w:eastAsia="zh-CN"/>
         </w:rPr>
       </w:pPr>
-      <w:bookmarkStart w:id="3" w:name="_Toc2596"/>
+      <w:bookmarkStart w:id="3" w:name="_Toc30617"/>
       <w:r>
         <w:rPr>
           <w:rFonts w:hint="eastAsia"/>
@@ -5560,7 +5624,7 @@
           <w:lang w:val="en-US" w:eastAsia="zh-CN"/>
         </w:rPr>
       </w:pPr>
-      <w:bookmarkStart w:id="4" w:name="_Toc12785"/>
+      <w:bookmarkStart w:id="4" w:name="_Toc11116"/>
       <w:r>
         <w:rPr>
           <w:rFonts w:hint="eastAsia"/>
@@ -5770,7 +5834,7 @@
           <w:lang w:val="en-US" w:eastAsia="zh-CN"/>
         </w:rPr>
       </w:pPr>
-      <w:bookmarkStart w:id="5" w:name="_Toc30108"/>
+      <w:bookmarkStart w:id="5" w:name="_Toc31226"/>
       <w:r>
         <w:rPr>
           <w:rFonts w:hint="eastAsia"/>
@@ -5893,7 +5957,7 @@
         </w:rPr>
       </w:pPr>
       <w:bookmarkStart w:id="6" w:name="_Toc27404"/>
-      <w:bookmarkStart w:id="7" w:name="_Toc28060"/>
+      <w:bookmarkStart w:id="7" w:name="_Toc27372"/>
       <w:r>
         <w:rPr>
           <w:rFonts w:hint="eastAsia"/>
@@ -6000,7 +6064,7 @@
           <w:lang w:val="en-US" w:eastAsia="zh-CN"/>
         </w:rPr>
       </w:pPr>
-      <w:bookmarkStart w:id="8" w:name="_Toc8197"/>
+      <w:bookmarkStart w:id="8" w:name="_Toc29235"/>
       <w:r>
         <w:rPr>
           <w:rFonts w:hint="eastAsia"/>
@@ -6032,7 +6096,7 @@
           <w:lang w:val="en-US" w:eastAsia="zh-CN"/>
         </w:rPr>
       </w:pPr>
-      <w:bookmarkStart w:id="9" w:name="_Toc20286"/>
+      <w:bookmarkStart w:id="9" w:name="_Toc15924"/>
       <w:r>
         <w:rPr>
           <w:rFonts w:hint="eastAsia"/>
@@ -6090,7 +6154,7 @@
           <w:lang w:val="en-US" w:eastAsia="zh-CN"/>
         </w:rPr>
       </w:pPr>
-      <w:bookmarkStart w:id="10" w:name="_Toc27946"/>
+      <w:bookmarkStart w:id="10" w:name="_Toc9251"/>
       <w:r>
         <w:rPr>
           <w:rFonts w:hint="eastAsia"/>
@@ -6152,7 +6216,7 @@
           <w:lang w:val="en-US" w:eastAsia="zh-CN"/>
         </w:rPr>
       </w:pPr>
-      <w:bookmarkStart w:id="11" w:name="_Toc21457"/>
+      <w:bookmarkStart w:id="11" w:name="_Toc1588"/>
       <w:r>
         <w:rPr>
           <w:rFonts w:hint="eastAsia"/>
@@ -6244,7 +6308,7 @@
           <w:lang w:val="en-US" w:eastAsia="zh-CN"/>
         </w:rPr>
       </w:pPr>
-      <w:bookmarkStart w:id="12" w:name="_Toc21772"/>
+      <w:bookmarkStart w:id="12" w:name="_Toc3927"/>
       <w:r>
         <w:rPr>
           <w:rFonts w:hint="eastAsia"/>
@@ -6276,8 +6340,8 @@
           <w:lang w:val="en-US" w:eastAsia="zh-CN"/>
         </w:rPr>
       </w:pPr>
-      <w:bookmarkStart w:id="13" w:name="_Toc3708"/>
-      <w:bookmarkStart w:id="14" w:name="_Toc10440"/>
+      <w:bookmarkStart w:id="13" w:name="_Toc10440"/>
+      <w:bookmarkStart w:id="14" w:name="_Toc25883"/>
       <w:r>
         <w:rPr>
           <w:rFonts w:hint="eastAsia"/>
@@ -6310,7 +6374,7 @@
           <w:lang w:val="en-US" w:eastAsia="zh-CN"/>
         </w:rPr>
       </w:pPr>
-      <w:bookmarkStart w:id="15" w:name="_Toc21685"/>
+      <w:bookmarkStart w:id="15" w:name="_Toc21174"/>
       <w:bookmarkStart w:id="16" w:name="_Toc25581"/>
       <w:r>
         <w:rPr>
@@ -7351,7 +7415,7 @@
           <w:lang w:val="en-US" w:eastAsia="zh-CN"/>
         </w:rPr>
       </w:pPr>
-      <w:bookmarkStart w:id="17" w:name="_Toc27802"/>
+      <w:bookmarkStart w:id="17" w:name="_Toc13794"/>
       <w:r>
         <w:rPr>
           <w:rFonts w:hint="eastAsia"/>
@@ -9700,7 +9764,7 @@
           <w:lang w:val="en-US" w:eastAsia="zh-CN"/>
         </w:rPr>
       </w:pPr>
-      <w:bookmarkStart w:id="18" w:name="_Toc24236"/>
+      <w:bookmarkStart w:id="18" w:name="_Toc24152"/>
       <w:r>
         <w:rPr>
           <w:rFonts w:hint="eastAsia"/>
@@ -9893,7 +9957,6 @@
             <w:insideH w:val="single" w:color="auto" w:sz="4" w:space="0"/>
             <w:insideV w:val="single" w:color="auto" w:sz="4" w:space="0"/>
           </w:tblBorders>
-          <w:shd w:val="clear" w:color="auto" w:fill="auto"/>
           <w:tblCellMar>
             <w:top w:w="15" w:type="dxa"/>
             <w:left w:w="15" w:type="dxa"/>
@@ -10408,7 +10471,6 @@
             <w:insideH w:val="single" w:color="auto" w:sz="4" w:space="0"/>
             <w:insideV w:val="single" w:color="auto" w:sz="4" w:space="0"/>
           </w:tblBorders>
-          <w:shd w:val="clear" w:color="auto" w:fill="auto"/>
           <w:tblCellMar>
             <w:top w:w="15" w:type="dxa"/>
             <w:left w:w="15" w:type="dxa"/>
@@ -10897,7 +10959,6 @@
             <w:insideH w:val="single" w:color="auto" w:sz="4" w:space="0"/>
             <w:insideV w:val="single" w:color="auto" w:sz="4" w:space="0"/>
           </w:tblBorders>
-          <w:shd w:val="clear" w:color="auto" w:fill="auto"/>
           <w:tblCellMar>
             <w:top w:w="15" w:type="dxa"/>
             <w:left w:w="15" w:type="dxa"/>
@@ -11386,7 +11447,6 @@
             <w:insideH w:val="single" w:color="auto" w:sz="4" w:space="0"/>
             <w:insideV w:val="single" w:color="auto" w:sz="4" w:space="0"/>
           </w:tblBorders>
-          <w:shd w:val="clear" w:color="auto" w:fill="auto"/>
           <w:tblCellMar>
             <w:top w:w="15" w:type="dxa"/>
             <w:left w:w="15" w:type="dxa"/>
@@ -11875,7 +11935,6 @@
             <w:insideH w:val="single" w:color="auto" w:sz="4" w:space="0"/>
             <w:insideV w:val="single" w:color="auto" w:sz="4" w:space="0"/>
           </w:tblBorders>
-          <w:shd w:val="clear" w:color="auto" w:fill="auto"/>
           <w:tblCellMar>
             <w:top w:w="15" w:type="dxa"/>
             <w:left w:w="15" w:type="dxa"/>
@@ -12403,8 +12462,8 @@
           <w:lang w:val="en-US" w:eastAsia="zh-CN"/>
         </w:rPr>
       </w:pPr>
-      <w:bookmarkStart w:id="19" w:name="_Toc12004"/>
-      <w:bookmarkStart w:id="20" w:name="_Toc31241"/>
+      <w:bookmarkStart w:id="19" w:name="_Toc31241"/>
+      <w:bookmarkStart w:id="20" w:name="_Toc11575"/>
       <w:bookmarkStart w:id="21" w:name="_Toc10776"/>
       <w:r>
         <w:rPr>
@@ -12610,6 +12669,7 @@
             <w:insideH w:val="single" w:color="auto" w:sz="4" w:space="0"/>
             <w:insideV w:val="single" w:color="auto" w:sz="4" w:space="0"/>
           </w:tblBorders>
+          <w:shd w:val="clear" w:color="auto" w:fill="auto"/>
           <w:tblCellMar>
             <w:top w:w="15" w:type="dxa"/>
             <w:left w:w="15" w:type="dxa"/>
@@ -13206,7 +13266,6 @@
             <w:insideH w:val="single" w:color="auto" w:sz="4" w:space="0"/>
             <w:insideV w:val="single" w:color="auto" w:sz="4" w:space="0"/>
           </w:tblBorders>
-          <w:shd w:val="clear" w:color="auto" w:fill="auto"/>
           <w:tblCellMar>
             <w:top w:w="15" w:type="dxa"/>
             <w:left w:w="15" w:type="dxa"/>
@@ -13722,7 +13781,6 @@
             <w:insideH w:val="single" w:color="auto" w:sz="4" w:space="0"/>
             <w:insideV w:val="single" w:color="auto" w:sz="4" w:space="0"/>
           </w:tblBorders>
-          <w:shd w:val="clear" w:color="auto" w:fill="auto"/>
           <w:tblCellMar>
             <w:top w:w="15" w:type="dxa"/>
             <w:left w:w="15" w:type="dxa"/>
@@ -14231,7 +14289,6 @@
             <w:insideH w:val="single" w:color="auto" w:sz="4" w:space="0"/>
             <w:insideV w:val="single" w:color="auto" w:sz="4" w:space="0"/>
           </w:tblBorders>
-          <w:shd w:val="clear" w:color="auto" w:fill="auto"/>
           <w:tblCellMar>
             <w:top w:w="15" w:type="dxa"/>
             <w:left w:w="15" w:type="dxa"/>
@@ -14604,7 +14661,7 @@
                 <w:sz w:val="15"/>
                 <w:szCs w:val="15"/>
               </w:rPr>
-              <w:t>强宇涛</w:t>
+              <w:t>程方</w:t>
             </w:r>
           </w:p>
         </w:tc>
@@ -14747,7 +14804,6 @@
             <w:insideH w:val="single" w:color="auto" w:sz="4" w:space="0"/>
             <w:insideV w:val="single" w:color="auto" w:sz="4" w:space="0"/>
           </w:tblBorders>
-          <w:shd w:val="clear" w:color="auto" w:fill="auto"/>
           <w:tblCellMar>
             <w:top w:w="15" w:type="dxa"/>
             <w:left w:w="15" w:type="dxa"/>
@@ -15120,7 +15176,7 @@
                 <w:sz w:val="15"/>
                 <w:szCs w:val="15"/>
               </w:rPr>
-              <w:t>强宇涛</w:t>
+              <w:t>程方</w:t>
             </w:r>
           </w:p>
         </w:tc>
@@ -15263,7 +15319,6 @@
             <w:insideH w:val="single" w:color="auto" w:sz="4" w:space="0"/>
             <w:insideV w:val="single" w:color="auto" w:sz="4" w:space="0"/>
           </w:tblBorders>
-          <w:shd w:val="clear" w:color="auto" w:fill="auto"/>
           <w:tblCellMar>
             <w:top w:w="15" w:type="dxa"/>
             <w:left w:w="15" w:type="dxa"/>
@@ -15652,7 +15707,7 @@
                 <w:sz w:val="15"/>
                 <w:szCs w:val="15"/>
               </w:rPr>
-              <w:t>强宇涛</w:t>
+              <w:t>程方</w:t>
             </w:r>
           </w:p>
         </w:tc>
@@ -15795,7 +15850,6 @@
             <w:insideH w:val="single" w:color="auto" w:sz="4" w:space="0"/>
             <w:insideV w:val="single" w:color="auto" w:sz="4" w:space="0"/>
           </w:tblBorders>
-          <w:shd w:val="clear" w:color="auto" w:fill="auto"/>
           <w:tblCellMar>
             <w:top w:w="15" w:type="dxa"/>
             <w:left w:w="15" w:type="dxa"/>
@@ -16168,7 +16222,7 @@
                 <w:sz w:val="15"/>
                 <w:szCs w:val="15"/>
               </w:rPr>
-              <w:t>强宇涛</w:t>
+              <w:t>程方</w:t>
             </w:r>
           </w:p>
         </w:tc>
@@ -16311,7 +16365,6 @@
             <w:insideH w:val="single" w:color="auto" w:sz="4" w:space="0"/>
             <w:insideV w:val="single" w:color="auto" w:sz="4" w:space="0"/>
           </w:tblBorders>
-          <w:shd w:val="clear" w:color="auto" w:fill="auto"/>
           <w:tblCellMar>
             <w:top w:w="15" w:type="dxa"/>
             <w:left w:w="15" w:type="dxa"/>
@@ -16685,7 +16738,7 @@
                 <w:sz w:val="15"/>
                 <w:szCs w:val="15"/>
               </w:rPr>
-              <w:t>强宇涛</w:t>
+              <w:t>程方</w:t>
             </w:r>
           </w:p>
         </w:tc>
@@ -16828,7 +16881,6 @@
             <w:insideH w:val="single" w:color="auto" w:sz="4" w:space="0"/>
             <w:insideV w:val="single" w:color="auto" w:sz="4" w:space="0"/>
           </w:tblBorders>
-          <w:shd w:val="clear" w:color="auto" w:fill="auto"/>
           <w:tblCellMar>
             <w:top w:w="15" w:type="dxa"/>
             <w:left w:w="15" w:type="dxa"/>
@@ -17201,7 +17253,7 @@
                 <w:sz w:val="15"/>
                 <w:szCs w:val="15"/>
               </w:rPr>
-              <w:t>金天宇</w:t>
+              <w:t>吴桀</w:t>
             </w:r>
           </w:p>
         </w:tc>
@@ -17344,7 +17396,6 @@
             <w:insideH w:val="single" w:color="auto" w:sz="4" w:space="0"/>
             <w:insideV w:val="single" w:color="auto" w:sz="4" w:space="0"/>
           </w:tblBorders>
-          <w:shd w:val="clear" w:color="auto" w:fill="auto"/>
           <w:tblCellMar>
             <w:top w:w="15" w:type="dxa"/>
             <w:left w:w="15" w:type="dxa"/>
@@ -17719,7 +17770,7 @@
                 <w:sz w:val="15"/>
                 <w:szCs w:val="15"/>
               </w:rPr>
-              <w:t>强宇涛</w:t>
+              <w:t>程方</w:t>
             </w:r>
           </w:p>
         </w:tc>
@@ -17858,7 +17909,6 @@
             <w:insideH w:val="single" w:color="auto" w:sz="4" w:space="0"/>
             <w:insideV w:val="single" w:color="auto" w:sz="4" w:space="0"/>
           </w:tblBorders>
-          <w:shd w:val="clear" w:color="auto" w:fill="auto"/>
           <w:tblCellMar>
             <w:top w:w="15" w:type="dxa"/>
             <w:left w:w="15" w:type="dxa"/>
@@ -18233,7 +18283,7 @@
                 <w:sz w:val="15"/>
                 <w:szCs w:val="15"/>
               </w:rPr>
-              <w:t>强宇涛</w:t>
+              <w:t>程方</w:t>
             </w:r>
           </w:p>
         </w:tc>
@@ -18372,7 +18422,6 @@
             <w:insideH w:val="single" w:color="auto" w:sz="4" w:space="0"/>
             <w:insideV w:val="single" w:color="auto" w:sz="4" w:space="0"/>
           </w:tblBorders>
-          <w:shd w:val="clear" w:color="auto" w:fill="auto"/>
           <w:tblCellMar>
             <w:top w:w="15" w:type="dxa"/>
             <w:left w:w="15" w:type="dxa"/>
@@ -18747,7 +18796,7 @@
                 <w:sz w:val="15"/>
                 <w:szCs w:val="15"/>
               </w:rPr>
-              <w:t>强宇涛</w:t>
+              <w:t>程方</w:t>
             </w:r>
           </w:p>
         </w:tc>
@@ -18889,7 +18938,6 @@
             <w:insideH w:val="single" w:color="auto" w:sz="4" w:space="0"/>
             <w:insideV w:val="single" w:color="auto" w:sz="4" w:space="0"/>
           </w:tblBorders>
-          <w:shd w:val="clear" w:color="auto" w:fill="auto"/>
           <w:tblCellMar>
             <w:top w:w="15" w:type="dxa"/>
             <w:left w:w="15" w:type="dxa"/>
@@ -19262,7 +19310,7 @@
                 <w:sz w:val="15"/>
                 <w:szCs w:val="15"/>
               </w:rPr>
-              <w:t>强宇涛</w:t>
+              <w:t>程方</w:t>
             </w:r>
           </w:p>
         </w:tc>
@@ -19405,7 +19453,6 @@
             <w:insideH w:val="single" w:color="auto" w:sz="4" w:space="0"/>
             <w:insideV w:val="single" w:color="auto" w:sz="4" w:space="0"/>
           </w:tblBorders>
-          <w:shd w:val="clear" w:color="auto" w:fill="auto"/>
           <w:tblCellMar>
             <w:top w:w="15" w:type="dxa"/>
             <w:left w:w="15" w:type="dxa"/>
@@ -19795,7 +19842,7 @@
                 <w:sz w:val="15"/>
                 <w:szCs w:val="15"/>
               </w:rPr>
-              <w:t>金天宇</w:t>
+              <w:t>吴桀</w:t>
             </w:r>
           </w:p>
         </w:tc>
@@ -19951,7 +19998,7 @@
           <w:lang w:val="en-US" w:eastAsia="zh-CN"/>
         </w:rPr>
       </w:pPr>
-      <w:bookmarkStart w:id="22" w:name="_Toc4069"/>
+      <w:bookmarkStart w:id="22" w:name="_Toc27971"/>
       <w:r>
         <w:rPr>
           <w:rFonts w:hint="eastAsia"/>
@@ -20040,14 +20087,14 @@
           <w:lang w:val="en-US" w:eastAsia="zh-CN"/>
         </w:rPr>
       </w:pPr>
-      <w:bookmarkStart w:id="23" w:name="_Toc26898"/>
-      <w:bookmarkStart w:id="24" w:name="_Toc5164"/>
+      <w:bookmarkStart w:id="23" w:name="_Toc5164"/>
+      <w:bookmarkStart w:id="24" w:name="_Toc22231"/>
       <w:r>
         <w:rPr>
           <w:rFonts w:hint="eastAsia"/>
           <w:lang w:val="en-US" w:eastAsia="zh-CN"/>
         </w:rPr>
-        <w:t>人员技能评定管理计划</w:t>
+        <w:t>人员能力评价管理计划</w:t>
       </w:r>
       <w:bookmarkEnd w:id="23"/>
       <w:bookmarkEnd w:id="24"/>
@@ -20075,7 +20122,11 @@
         </w:rPr>
       </w:pPr>
       <w:r>
-        <w:t>为实现公司战略目标的有效分解与承接，激发组织效能与员工价值创造活力，营造客观、公平、激励导向的绩效文化，特制定本绩效管理体系。该体系以量化指标为核心，紧密对齐业务转型与能力提升目标，通过建立清晰、透明的评价机制，将员工个人绩效、收入发展与公司整体经营成果深度绑定，共同驱动组织与人才的协同成长。</w:t>
+        <w:rPr>
+          <w:rFonts w:hint="eastAsia"/>
+          <w:lang w:val="en-US" w:eastAsia="zh-CN"/>
+        </w:rPr>
+        <w:t>为系统评估员工专业能力与岗位要求的匹配程度，识别能力短板并驱动针对性培养，公司建立能力评价机制。该机制以能力评价覆盖率为核心考核指标，目标值为不低于80%，按年度进行统计与考核。计算方式为：(实际完成能力评价的人数/应参与能力评价的人数) × 100%。能力评价工作由质量管理部或指定归口部门统筹组织，评价结果将作为员工培训需求分析、岗位胜任力评估及职业发展路径规划的重要依据，推动形成“评价—识别—培养—提升”的人才发展闭环，持续夯实组织能力基础，支撑公司战略目标的有效落地。</w:t>
       </w:r>
     </w:p>
     <w:p>
@@ -20096,7 +20147,7 @@
         <w:snapToGrid w:val="0"/>
         <w:textAlignment w:val="baseline"/>
         <w:rPr>
-          <w:rFonts w:hint="default"/>
+          <w:rFonts w:hint="eastAsia"/>
           <w:lang w:val="en-US" w:eastAsia="zh-CN"/>
         </w:rPr>
       </w:pPr>
@@ -20105,7 +20156,7 @@
           <w:rFonts w:hint="eastAsia"/>
           <w:lang w:val="en-US" w:eastAsia="zh-CN"/>
         </w:rPr>
-        <w:t>每季度对人员进行考核，要求绩效考核合格率达到90%以上</w:t>
+        <w:t>如需进一步细化能力评价的内容维度（如专业技能、服务意识、问题解决等），或调整为更简洁/更详细的版本，请随时告知。</w:t>
       </w:r>
     </w:p>
     <w:p>
@@ -20130,7 +20181,7 @@
           <w:lang w:val="en-US" w:eastAsia="zh-CN"/>
         </w:rPr>
       </w:pPr>
-      <w:bookmarkStart w:id="25" w:name="_Toc21867"/>
+      <w:bookmarkStart w:id="25" w:name="_Toc19939"/>
       <w:r>
         <w:rPr>
           <w:rFonts w:hint="eastAsia"/>
@@ -20162,7 +20213,7 @@
           <w:lang w:val="en-US" w:eastAsia="zh-CN"/>
         </w:rPr>
       </w:pPr>
-      <w:bookmarkStart w:id="26" w:name="_Toc9076"/>
+      <w:bookmarkStart w:id="26" w:name="_Toc31378"/>
       <w:r>
         <w:rPr>
           <w:rFonts w:hint="eastAsia"/>
@@ -20175,6 +20226,20 @@
     <w:p>
       <w:pPr>
         <w:pStyle w:val="29"/>
+        <w:keepNext w:val="0"/>
+        <w:keepLines w:val="0"/>
+        <w:pageBreakBefore w:val="0"/>
+        <w:widowControl w:val="0"/>
+        <w:kinsoku w:val="0"/>
+        <w:wordWrap/>
+        <w:overflowPunct/>
+        <w:topLinePunct w:val="0"/>
+        <w:autoSpaceDE w:val="0"/>
+        <w:autoSpaceDN w:val="0"/>
+        <w:bidi w:val="0"/>
+        <w:adjustRightInd w:val="0"/>
+        <w:snapToGrid w:val="0"/>
+        <w:textAlignment w:val="baseline"/>
         <w:rPr>
           <w:rFonts w:hint="eastAsia"/>
           <w:lang w:val="en-US" w:eastAsia="zh-CN"/>
@@ -20187,8 +20252,6 @@
         </w:rPr>
         <w:t>为有效管理与优化运维工具体系，支撑服务交付的效率与质量，公司建立了以数字化平台为核心的运维工具管理机制，并设定了明确的效能评估标准。该机制以季度为管理周期，核心考核指标为“工具使用率”，目标值为不低于95%。该指标计算公式为：（使用工具项目数 / 项目总数）× 100%。由运维部牵头，联合研发部共同开展工具能力的系统性评估，审视其在协同效率、流程支持与数据集成等方面的表现，评估结果将直接作为工具功能优化、技术升级与资源配置调整的关键依据，确保运维工具持续贴合业务发展需求，为运维服务的标准化与智能化提供可靠支撑。</w:t>
       </w:r>
-      <w:bookmarkStart w:id="57" w:name="_GoBack"/>
-      <w:bookmarkEnd w:id="57"/>
     </w:p>
     <w:p>
       <w:pPr>
@@ -20212,7 +20275,7 @@
           <w:lang w:val="en-US" w:eastAsia="zh-CN"/>
         </w:rPr>
       </w:pPr>
-      <w:bookmarkStart w:id="27" w:name="_Toc20496"/>
+      <w:bookmarkStart w:id="27" w:name="_Toc30588"/>
       <w:r>
         <w:rPr>
           <w:rFonts w:hint="eastAsia"/>
@@ -20257,13 +20320,26 @@
     <w:p>
       <w:pPr>
         <w:pStyle w:val="31"/>
+        <w:keepNext w:val="0"/>
+        <w:keepLines w:val="0"/>
+        <w:pageBreakBefore w:val="0"/>
+        <w:widowControl w:val="0"/>
+        <w:kinsoku w:val="0"/>
+        <w:wordWrap/>
+        <w:overflowPunct/>
+        <w:topLinePunct w:val="0"/>
+        <w:autoSpaceDE w:val="0"/>
+        <w:autoSpaceDN w:val="0"/>
         <w:bidi w:val="0"/>
+        <w:adjustRightInd w:val="0"/>
+        <w:snapToGrid w:val="0"/>
+        <w:textAlignment w:val="baseline"/>
         <w:rPr>
           <w:rFonts w:hint="eastAsia"/>
           <w:lang w:val="en-US" w:eastAsia="zh-CN"/>
         </w:rPr>
       </w:pPr>
-      <w:bookmarkStart w:id="28" w:name="_Toc22089"/>
+      <w:bookmarkStart w:id="28" w:name="_Toc3724"/>
       <w:r>
         <w:rPr>
           <w:rFonts w:hint="eastAsia"/>
@@ -20276,7 +20352,20 @@
     <w:p>
       <w:pPr>
         <w:pStyle w:val="29"/>
+        <w:keepNext w:val="0"/>
+        <w:keepLines w:val="0"/>
+        <w:pageBreakBefore w:val="0"/>
+        <w:widowControl w:val="0"/>
+        <w:kinsoku w:val="0"/>
+        <w:wordWrap/>
+        <w:overflowPunct/>
+        <w:topLinePunct w:val="0"/>
+        <w:autoSpaceDE w:val="0"/>
+        <w:autoSpaceDN w:val="0"/>
         <w:bidi w:val="0"/>
+        <w:adjustRightInd w:val="0"/>
+        <w:snapToGrid w:val="0"/>
+        <w:textAlignment w:val="baseline"/>
         <w:rPr>
           <w:rFonts w:hint="eastAsia"/>
           <w:lang w:val="en-US" w:eastAsia="zh-CN"/>
@@ -20293,7 +20382,20 @@
     <w:p>
       <w:pPr>
         <w:pStyle w:val="29"/>
+        <w:keepNext w:val="0"/>
+        <w:keepLines w:val="0"/>
+        <w:pageBreakBefore w:val="0"/>
+        <w:widowControl w:val="0"/>
+        <w:kinsoku w:val="0"/>
+        <w:wordWrap/>
+        <w:overflowPunct/>
+        <w:topLinePunct w:val="0"/>
+        <w:autoSpaceDE w:val="0"/>
+        <w:autoSpaceDN w:val="0"/>
         <w:bidi w:val="0"/>
+        <w:adjustRightInd w:val="0"/>
+        <w:snapToGrid w:val="0"/>
+        <w:textAlignment w:val="baseline"/>
         <w:rPr>
           <w:rFonts w:hint="eastAsia"/>
           <w:lang w:val="en-US" w:eastAsia="zh-CN"/>
@@ -20329,7 +20431,7 @@
           <w:lang w:val="en-US" w:eastAsia="zh-CN"/>
         </w:rPr>
       </w:pPr>
-      <w:bookmarkStart w:id="29" w:name="_Toc28390"/>
+      <w:bookmarkStart w:id="29" w:name="_Toc7139"/>
       <w:r>
         <w:rPr>
           <w:rFonts w:hint="eastAsia"/>
@@ -20427,7 +20529,7 @@
           <w:lang w:val="en-US" w:eastAsia="zh-CN"/>
         </w:rPr>
       </w:pPr>
-      <w:bookmarkStart w:id="30" w:name="_Toc29923"/>
+      <w:bookmarkStart w:id="30" w:name="_Toc18558"/>
       <w:r>
         <w:rPr>
           <w:rFonts w:hint="eastAsia"/>
@@ -20489,7 +20591,7 @@
           <w:lang w:val="en-US" w:eastAsia="zh-CN"/>
         </w:rPr>
       </w:pPr>
-      <w:bookmarkStart w:id="31" w:name="_Toc15962"/>
+      <w:bookmarkStart w:id="31" w:name="_Toc8253"/>
       <w:r>
         <w:rPr>
           <w:rFonts w:hint="eastAsia"/>
@@ -20565,7 +20667,7 @@
           <w:lang w:val="en-US" w:eastAsia="zh-CN"/>
         </w:rPr>
       </w:pPr>
-      <w:bookmarkStart w:id="32" w:name="_Toc11995"/>
+      <w:bookmarkStart w:id="32" w:name="_Toc11777"/>
       <w:r>
         <w:rPr>
           <w:rFonts w:hint="eastAsia"/>
@@ -20717,7 +20819,7 @@
           <w:lang w:val="en-US" w:eastAsia="zh-CN"/>
         </w:rPr>
       </w:pPr>
-      <w:bookmarkStart w:id="33" w:name="_Toc6422"/>
+      <w:bookmarkStart w:id="33" w:name="_Toc31905"/>
       <w:r>
         <w:rPr>
           <w:rFonts w:hint="eastAsia"/>
@@ -21117,7 +21219,6 @@
             <w:insideH w:val="none" w:color="auto" w:sz="0" w:space="0"/>
             <w:insideV w:val="none" w:color="auto" w:sz="0" w:space="0"/>
           </w:tblBorders>
-          <w:shd w:val="clear" w:color="auto" w:fill="auto"/>
           <w:tblCellMar>
             <w:top w:w="15" w:type="dxa"/>
             <w:left w:w="15" w:type="dxa"/>
@@ -21356,512 +21457,6 @@
                 <w:lang w:val="en-US" w:eastAsia="zh-CN"/>
               </w:rPr>
               <w:t>完成服务知识管理与客户满意度两大核心模块的深度业务调研；输出产品原型与交互设计；完成整体技术架构方案评审。</w:t>
-            </w:r>
-          </w:p>
-        </w:tc>
-      </w:tr>
-      <w:tr>
-        <w:tblPrEx>
-          <w:tblBorders>
-            <w:top w:val="none" w:color="auto" w:sz="0" w:space="0"/>
-            <w:left w:val="none" w:color="auto" w:sz="0" w:space="0"/>
-            <w:bottom w:val="none" w:color="auto" w:sz="0" w:space="0"/>
-            <w:right w:val="none" w:color="auto" w:sz="0" w:space="0"/>
-            <w:insideH w:val="none" w:color="auto" w:sz="0" w:space="0"/>
-            <w:insideV w:val="none" w:color="auto" w:sz="0" w:space="0"/>
-          </w:tblBorders>
-          <w:shd w:val="clear" w:color="auto" w:fill="auto"/>
-          <w:tblCellMar>
-            <w:top w:w="15" w:type="dxa"/>
-            <w:left w:w="15" w:type="dxa"/>
-            <w:bottom w:w="15" w:type="dxa"/>
-            <w:right w:w="15" w:type="dxa"/>
-          </w:tblCellMar>
-        </w:tblPrEx>
-        <w:trPr>
-          <w:trHeight w:val="0" w:hRule="atLeast"/>
-          <w:jc w:val="center"/>
-        </w:trPr>
-        <w:tc>
-          <w:tcPr>
-            <w:tcW w:w="1574" w:type="dxa"/>
-            <w:tcBorders>
-              <w:top w:val="single" w:color="auto" w:sz="4" w:space="0"/>
-              <w:left w:val="single" w:color="auto" w:sz="12" w:space="0"/>
-              <w:bottom w:val="single" w:color="auto" w:sz="4" w:space="0"/>
-              <w:right w:val="single" w:color="auto" w:sz="4" w:space="0"/>
-            </w:tcBorders>
-            <w:shd w:val="clear" w:color="auto" w:fill="auto"/>
-            <w:tcMar>
-              <w:top w:w="120" w:type="dxa"/>
-              <w:left w:w="0" w:type="dxa"/>
-              <w:bottom w:w="120" w:type="dxa"/>
-              <w:right w:w="192" w:type="dxa"/>
-            </w:tcMar>
-            <w:vAlign w:val="center"/>
-          </w:tcPr>
-          <w:p>
-            <w:pPr>
-              <w:keepNext w:val="0"/>
-              <w:keepLines w:val="0"/>
-              <w:pageBreakBefore w:val="0"/>
-              <w:widowControl w:val="0"/>
-              <w:suppressLineNumbers w:val="0"/>
-              <w:kinsoku w:val="0"/>
-              <w:wordWrap/>
-              <w:overflowPunct/>
-              <w:topLinePunct w:val="0"/>
-              <w:autoSpaceDE w:val="0"/>
-              <w:autoSpaceDN w:val="0"/>
-              <w:bidi w:val="0"/>
-              <w:adjustRightInd w:val="0"/>
-              <w:snapToGrid w:val="0"/>
-              <w:spacing w:line="240" w:lineRule="auto"/>
-              <w:ind w:left="0" w:leftChars="0" w:right="0" w:rightChars="0" w:firstLine="0" w:firstLineChars="0"/>
-              <w:jc w:val="left"/>
-              <w:textAlignment w:val="baseline"/>
-              <w:rPr>
-                <w:rFonts w:hint="default" w:ascii="Segoe UI" w:hAnsi="Segoe UI" w:eastAsia="Segoe UI" w:cs="Segoe UI"/>
-                <w:i w:val="0"/>
-                <w:iCs w:val="0"/>
-                <w:caps w:val="0"/>
-                <w:color w:val="0F1115"/>
-                <w:spacing w:val="0"/>
-                <w:sz w:val="18"/>
-                <w:szCs w:val="18"/>
-              </w:rPr>
-            </w:pPr>
-            <w:r>
-              <w:rPr>
-                <w:rStyle w:val="23"/>
-                <w:rFonts w:hint="default" w:ascii="Segoe UI" w:hAnsi="Segoe UI" w:eastAsia="Segoe UI" w:cs="Segoe UI"/>
-                <w:b/>
-                <w:bCs/>
-                <w:i w:val="0"/>
-                <w:iCs w:val="0"/>
-                <w:caps w:val="0"/>
-                <w:snapToGrid w:val="0"/>
-                <w:color w:val="000000"/>
-                <w:spacing w:val="0"/>
-                <w:kern w:val="0"/>
-                <w:sz w:val="18"/>
-                <w:szCs w:val="18"/>
-                <w:lang w:val="en-US" w:eastAsia="zh-CN"/>
-              </w:rPr>
-              <w:t>第二阶段：核心功能开发</w:t>
-            </w:r>
-          </w:p>
-        </w:tc>
-        <w:tc>
-          <w:tcPr>
-            <w:tcW w:w="2764" w:type="dxa"/>
-            <w:tcBorders>
-              <w:top w:val="single" w:color="auto" w:sz="4" w:space="0"/>
-              <w:left w:val="single" w:color="auto" w:sz="4" w:space="0"/>
-              <w:bottom w:val="single" w:color="auto" w:sz="4" w:space="0"/>
-              <w:right w:val="single" w:color="auto" w:sz="4" w:space="0"/>
-            </w:tcBorders>
-            <w:shd w:val="clear" w:color="auto" w:fill="auto"/>
-            <w:tcMar>
-              <w:top w:w="120" w:type="dxa"/>
-              <w:left w:w="192" w:type="dxa"/>
-              <w:bottom w:w="120" w:type="dxa"/>
-              <w:right w:w="192" w:type="dxa"/>
-            </w:tcMar>
-            <w:vAlign w:val="center"/>
-          </w:tcPr>
-          <w:p>
-            <w:pPr>
-              <w:keepNext w:val="0"/>
-              <w:keepLines w:val="0"/>
-              <w:pageBreakBefore w:val="0"/>
-              <w:widowControl w:val="0"/>
-              <w:suppressLineNumbers w:val="0"/>
-              <w:kinsoku w:val="0"/>
-              <w:wordWrap/>
-              <w:overflowPunct/>
-              <w:topLinePunct w:val="0"/>
-              <w:autoSpaceDE w:val="0"/>
-              <w:autoSpaceDN w:val="0"/>
-              <w:bidi w:val="0"/>
-              <w:adjustRightInd w:val="0"/>
-              <w:snapToGrid w:val="0"/>
-              <w:spacing w:line="240" w:lineRule="auto"/>
-              <w:ind w:left="0" w:leftChars="0" w:right="0" w:rightChars="0" w:firstLine="0" w:firstLineChars="0"/>
-              <w:jc w:val="center"/>
-              <w:textAlignment w:val="baseline"/>
-              <w:rPr>
-                <w:rFonts w:hint="default" w:ascii="Segoe UI" w:hAnsi="Segoe UI" w:eastAsia="Segoe UI" w:cs="Segoe UI"/>
-                <w:i w:val="0"/>
-                <w:iCs w:val="0"/>
-                <w:caps w:val="0"/>
-                <w:color w:val="0F1115"/>
-                <w:spacing w:val="0"/>
-                <w:sz w:val="18"/>
-                <w:szCs w:val="18"/>
-                <w:lang w:val="en-US"/>
-              </w:rPr>
-            </w:pPr>
-            <w:r>
-              <w:rPr>
-                <w:rStyle w:val="23"/>
-                <w:rFonts w:hint="default" w:ascii="Segoe UI" w:hAnsi="Segoe UI" w:eastAsia="Segoe UI" w:cs="Segoe UI"/>
-                <w:b/>
-                <w:bCs/>
-                <w:i w:val="0"/>
-                <w:iCs w:val="0"/>
-                <w:caps w:val="0"/>
-                <w:snapToGrid w:val="0"/>
-                <w:color w:val="000000"/>
-                <w:spacing w:val="0"/>
-                <w:kern w:val="0"/>
-                <w:sz w:val="18"/>
-                <w:szCs w:val="18"/>
-                <w:lang w:val="en-US" w:eastAsia="zh-CN"/>
-              </w:rPr>
-              <w:t>2025年</w:t>
-            </w:r>
-            <w:r>
-              <w:rPr>
-                <w:rStyle w:val="23"/>
-                <w:rFonts w:hint="eastAsia" w:ascii="Segoe UI" w:hAnsi="Segoe UI" w:eastAsia="Segoe UI" w:cs="Segoe UI"/>
-                <w:b/>
-                <w:bCs/>
-                <w:i w:val="0"/>
-                <w:iCs w:val="0"/>
-                <w:caps w:val="0"/>
-                <w:snapToGrid w:val="0"/>
-                <w:color w:val="000000"/>
-                <w:spacing w:val="0"/>
-                <w:kern w:val="0"/>
-                <w:sz w:val="18"/>
-                <w:szCs w:val="18"/>
-                <w:lang w:val="en-US" w:eastAsia="zh-CN"/>
-              </w:rPr>
-              <w:t>4-6月</w:t>
-            </w:r>
-          </w:p>
-        </w:tc>
-        <w:tc>
-          <w:tcPr>
-            <w:tcW w:w="4185" w:type="dxa"/>
-            <w:tcBorders>
-              <w:top w:val="single" w:color="auto" w:sz="4" w:space="0"/>
-              <w:left w:val="single" w:color="auto" w:sz="4" w:space="0"/>
-              <w:bottom w:val="single" w:color="auto" w:sz="4" w:space="0"/>
-              <w:right w:val="single" w:color="auto" w:sz="12" w:space="0"/>
-            </w:tcBorders>
-            <w:shd w:val="clear" w:color="auto" w:fill="auto"/>
-            <w:tcMar>
-              <w:top w:w="120" w:type="dxa"/>
-              <w:left w:w="192" w:type="dxa"/>
-              <w:bottom w:w="120" w:type="dxa"/>
-              <w:right w:w="0" w:type="dxa"/>
-            </w:tcMar>
-            <w:vAlign w:val="center"/>
-          </w:tcPr>
-          <w:p>
-            <w:pPr>
-              <w:keepNext w:val="0"/>
-              <w:keepLines w:val="0"/>
-              <w:pageBreakBefore w:val="0"/>
-              <w:widowControl w:val="0"/>
-              <w:suppressLineNumbers w:val="0"/>
-              <w:kinsoku w:val="0"/>
-              <w:wordWrap/>
-              <w:overflowPunct/>
-              <w:topLinePunct w:val="0"/>
-              <w:autoSpaceDE w:val="0"/>
-              <w:autoSpaceDN w:val="0"/>
-              <w:bidi w:val="0"/>
-              <w:adjustRightInd w:val="0"/>
-              <w:snapToGrid w:val="0"/>
-              <w:spacing w:line="240" w:lineRule="auto"/>
-              <w:ind w:left="0" w:leftChars="0" w:right="0" w:rightChars="0" w:firstLine="0" w:firstLineChars="0"/>
-              <w:jc w:val="left"/>
-              <w:textAlignment w:val="baseline"/>
-              <w:rPr>
-                <w:rFonts w:hint="default" w:ascii="Segoe UI" w:hAnsi="Segoe UI" w:eastAsia="Segoe UI" w:cs="Segoe UI"/>
-                <w:i w:val="0"/>
-                <w:iCs w:val="0"/>
-                <w:caps w:val="0"/>
-                <w:snapToGrid w:val="0"/>
-                <w:color w:val="000000"/>
-                <w:spacing w:val="0"/>
-                <w:kern w:val="0"/>
-                <w:sz w:val="18"/>
-                <w:szCs w:val="18"/>
-                <w:lang w:val="en-US" w:eastAsia="zh-CN"/>
-              </w:rPr>
-            </w:pPr>
-            <w:r>
-              <w:rPr>
-                <w:rFonts w:hint="default" w:ascii="Segoe UI" w:hAnsi="Segoe UI" w:eastAsia="Segoe UI" w:cs="Segoe UI"/>
-                <w:i w:val="0"/>
-                <w:iCs w:val="0"/>
-                <w:caps w:val="0"/>
-                <w:snapToGrid w:val="0"/>
-                <w:color w:val="000000"/>
-                <w:spacing w:val="0"/>
-                <w:kern w:val="0"/>
-                <w:sz w:val="18"/>
-                <w:szCs w:val="18"/>
-                <w:lang w:val="en-US" w:eastAsia="zh-CN"/>
-              </w:rPr>
-              <w:t>完成服务知识的基础管理功能与检索功能开发。完成 客户满意度模块 中调查项配置与问卷手动发放功能的核心开发。</w:t>
-            </w:r>
-          </w:p>
-        </w:tc>
-      </w:tr>
-      <w:tr>
-        <w:tblPrEx>
-          <w:tblBorders>
-            <w:top w:val="none" w:color="auto" w:sz="0" w:space="0"/>
-            <w:left w:val="none" w:color="auto" w:sz="0" w:space="0"/>
-            <w:bottom w:val="none" w:color="auto" w:sz="0" w:space="0"/>
-            <w:right w:val="none" w:color="auto" w:sz="0" w:space="0"/>
-            <w:insideH w:val="none" w:color="auto" w:sz="0" w:space="0"/>
-            <w:insideV w:val="none" w:color="auto" w:sz="0" w:space="0"/>
-          </w:tblBorders>
-          <w:shd w:val="clear" w:color="auto" w:fill="auto"/>
-          <w:tblCellMar>
-            <w:top w:w="15" w:type="dxa"/>
-            <w:left w:w="15" w:type="dxa"/>
-            <w:bottom w:w="15" w:type="dxa"/>
-            <w:right w:w="15" w:type="dxa"/>
-          </w:tblCellMar>
-        </w:tblPrEx>
-        <w:trPr>
-          <w:trHeight w:val="0" w:hRule="atLeast"/>
-          <w:jc w:val="center"/>
-        </w:trPr>
-        <w:tc>
-          <w:tcPr>
-            <w:tcW w:w="1574" w:type="dxa"/>
-            <w:tcBorders>
-              <w:top w:val="single" w:color="auto" w:sz="4" w:space="0"/>
-              <w:left w:val="single" w:color="auto" w:sz="12" w:space="0"/>
-              <w:bottom w:val="single" w:color="auto" w:sz="4" w:space="0"/>
-              <w:right w:val="single" w:color="auto" w:sz="4" w:space="0"/>
-            </w:tcBorders>
-            <w:shd w:val="clear" w:color="auto" w:fill="auto"/>
-            <w:tcMar>
-              <w:top w:w="120" w:type="dxa"/>
-              <w:left w:w="0" w:type="dxa"/>
-              <w:bottom w:w="120" w:type="dxa"/>
-              <w:right w:w="192" w:type="dxa"/>
-            </w:tcMar>
-            <w:vAlign w:val="center"/>
-          </w:tcPr>
-          <w:p>
-            <w:pPr>
-              <w:keepNext w:val="0"/>
-              <w:keepLines w:val="0"/>
-              <w:pageBreakBefore w:val="0"/>
-              <w:widowControl w:val="0"/>
-              <w:suppressLineNumbers w:val="0"/>
-              <w:kinsoku w:val="0"/>
-              <w:wordWrap/>
-              <w:overflowPunct/>
-              <w:topLinePunct w:val="0"/>
-              <w:autoSpaceDE w:val="0"/>
-              <w:autoSpaceDN w:val="0"/>
-              <w:bidi w:val="0"/>
-              <w:adjustRightInd w:val="0"/>
-              <w:snapToGrid w:val="0"/>
-              <w:spacing w:line="240" w:lineRule="auto"/>
-              <w:ind w:left="0" w:leftChars="0" w:right="0" w:rightChars="0" w:firstLine="0" w:firstLineChars="0"/>
-              <w:jc w:val="left"/>
-              <w:textAlignment w:val="baseline"/>
-              <w:rPr>
-                <w:rFonts w:hint="default" w:ascii="Segoe UI" w:hAnsi="Segoe UI" w:eastAsia="Segoe UI" w:cs="Segoe UI"/>
-                <w:i w:val="0"/>
-                <w:iCs w:val="0"/>
-                <w:caps w:val="0"/>
-                <w:color w:val="0F1115"/>
-                <w:spacing w:val="0"/>
-                <w:sz w:val="18"/>
-                <w:szCs w:val="18"/>
-              </w:rPr>
-            </w:pPr>
-            <w:r>
-              <w:rPr>
-                <w:rStyle w:val="23"/>
-                <w:rFonts w:hint="default" w:ascii="Segoe UI" w:hAnsi="Segoe UI" w:eastAsia="Segoe UI" w:cs="Segoe UI"/>
-                <w:b/>
-                <w:bCs/>
-                <w:i w:val="0"/>
-                <w:iCs w:val="0"/>
-                <w:caps w:val="0"/>
-                <w:snapToGrid w:val="0"/>
-                <w:color w:val="000000"/>
-                <w:spacing w:val="0"/>
-                <w:kern w:val="0"/>
-                <w:sz w:val="18"/>
-                <w:szCs w:val="18"/>
-                <w:lang w:val="en-US" w:eastAsia="zh-CN"/>
-              </w:rPr>
-              <w:t>第三阶段：智能功能与数据分析开发</w:t>
-            </w:r>
-          </w:p>
-        </w:tc>
-        <w:tc>
-          <w:tcPr>
-            <w:tcW w:w="2764" w:type="dxa"/>
-            <w:tcBorders>
-              <w:top w:val="single" w:color="auto" w:sz="4" w:space="0"/>
-              <w:left w:val="single" w:color="auto" w:sz="4" w:space="0"/>
-              <w:bottom w:val="single" w:color="auto" w:sz="4" w:space="0"/>
-              <w:right w:val="single" w:color="auto" w:sz="4" w:space="0"/>
-            </w:tcBorders>
-            <w:shd w:val="clear" w:color="auto" w:fill="auto"/>
-            <w:tcMar>
-              <w:top w:w="120" w:type="dxa"/>
-              <w:left w:w="192" w:type="dxa"/>
-              <w:bottom w:w="120" w:type="dxa"/>
-              <w:right w:w="192" w:type="dxa"/>
-            </w:tcMar>
-            <w:vAlign w:val="center"/>
-          </w:tcPr>
-          <w:p>
-            <w:pPr>
-              <w:keepNext w:val="0"/>
-              <w:keepLines w:val="0"/>
-              <w:pageBreakBefore w:val="0"/>
-              <w:widowControl w:val="0"/>
-              <w:suppressLineNumbers w:val="0"/>
-              <w:kinsoku w:val="0"/>
-              <w:wordWrap/>
-              <w:overflowPunct/>
-              <w:topLinePunct w:val="0"/>
-              <w:autoSpaceDE w:val="0"/>
-              <w:autoSpaceDN w:val="0"/>
-              <w:bidi w:val="0"/>
-              <w:adjustRightInd w:val="0"/>
-              <w:snapToGrid w:val="0"/>
-              <w:spacing w:line="240" w:lineRule="auto"/>
-              <w:ind w:left="0" w:leftChars="0" w:right="0" w:rightChars="0" w:firstLine="0" w:firstLineChars="0"/>
-              <w:jc w:val="center"/>
-              <w:textAlignment w:val="baseline"/>
-              <w:rPr>
-                <w:rFonts w:hint="default" w:ascii="Segoe UI" w:hAnsi="Segoe UI" w:eastAsia="Segoe UI" w:cs="Segoe UI"/>
-                <w:i w:val="0"/>
-                <w:iCs w:val="0"/>
-                <w:caps w:val="0"/>
-                <w:color w:val="0F1115"/>
-                <w:spacing w:val="0"/>
-                <w:sz w:val="18"/>
-                <w:szCs w:val="18"/>
-                <w:lang w:val="en-US"/>
-              </w:rPr>
-            </w:pPr>
-            <w:r>
-              <w:rPr>
-                <w:rStyle w:val="23"/>
-                <w:rFonts w:hint="default" w:ascii="Segoe UI" w:hAnsi="Segoe UI" w:eastAsia="Segoe UI" w:cs="Segoe UI"/>
-                <w:b/>
-                <w:bCs/>
-                <w:i w:val="0"/>
-                <w:iCs w:val="0"/>
-                <w:caps w:val="0"/>
-                <w:snapToGrid w:val="0"/>
-                <w:color w:val="000000"/>
-                <w:spacing w:val="0"/>
-                <w:kern w:val="0"/>
-                <w:sz w:val="18"/>
-                <w:szCs w:val="18"/>
-                <w:lang w:val="en-US" w:eastAsia="zh-CN"/>
-              </w:rPr>
-              <w:t>2025年</w:t>
-            </w:r>
-            <w:r>
-              <w:rPr>
-                <w:rStyle w:val="23"/>
-                <w:rFonts w:hint="eastAsia" w:ascii="Segoe UI" w:hAnsi="Segoe UI" w:eastAsia="Segoe UI" w:cs="Segoe UI"/>
-                <w:b/>
-                <w:bCs/>
-                <w:i w:val="0"/>
-                <w:iCs w:val="0"/>
-                <w:caps w:val="0"/>
-                <w:snapToGrid w:val="0"/>
-                <w:color w:val="000000"/>
-                <w:spacing w:val="0"/>
-                <w:kern w:val="0"/>
-                <w:sz w:val="18"/>
-                <w:szCs w:val="18"/>
-                <w:lang w:val="en-US" w:eastAsia="zh-CN"/>
-              </w:rPr>
-              <w:t>7-9月</w:t>
-            </w:r>
-          </w:p>
-        </w:tc>
-        <w:tc>
-          <w:tcPr>
-            <w:tcW w:w="4185" w:type="dxa"/>
-            <w:tcBorders>
-              <w:top w:val="single" w:color="auto" w:sz="4" w:space="0"/>
-              <w:left w:val="single" w:color="auto" w:sz="4" w:space="0"/>
-              <w:bottom w:val="single" w:color="auto" w:sz="4" w:space="0"/>
-              <w:right w:val="single" w:color="auto" w:sz="12" w:space="0"/>
-            </w:tcBorders>
-            <w:shd w:val="clear" w:color="auto" w:fill="auto"/>
-            <w:tcMar>
-              <w:top w:w="120" w:type="dxa"/>
-              <w:left w:w="192" w:type="dxa"/>
-              <w:bottom w:w="120" w:type="dxa"/>
-              <w:right w:w="0" w:type="dxa"/>
-            </w:tcMar>
-            <w:vAlign w:val="center"/>
-          </w:tcPr>
-          <w:p>
-            <w:pPr>
-              <w:keepNext w:val="0"/>
-              <w:keepLines w:val="0"/>
-              <w:pageBreakBefore w:val="0"/>
-              <w:widowControl w:val="0"/>
-              <w:suppressLineNumbers w:val="0"/>
-              <w:kinsoku w:val="0"/>
-              <w:wordWrap/>
-              <w:overflowPunct/>
-              <w:topLinePunct w:val="0"/>
-              <w:autoSpaceDE w:val="0"/>
-              <w:autoSpaceDN w:val="0"/>
-              <w:bidi w:val="0"/>
-              <w:adjustRightInd w:val="0"/>
-              <w:snapToGrid w:val="0"/>
-              <w:spacing w:line="240" w:lineRule="auto"/>
-              <w:ind w:left="0" w:leftChars="0" w:right="0" w:rightChars="0" w:firstLine="0" w:firstLineChars="0"/>
-              <w:jc w:val="left"/>
-              <w:textAlignment w:val="baseline"/>
-              <w:rPr>
-                <w:rFonts w:hint="default" w:ascii="Segoe UI" w:hAnsi="Segoe UI" w:eastAsia="Segoe UI" w:cs="Segoe UI"/>
-                <w:i w:val="0"/>
-                <w:iCs w:val="0"/>
-                <w:caps w:val="0"/>
-                <w:snapToGrid w:val="0"/>
-                <w:color w:val="000000"/>
-                <w:spacing w:val="0"/>
-                <w:kern w:val="0"/>
-                <w:sz w:val="18"/>
-                <w:szCs w:val="18"/>
-                <w:lang w:val="en-US" w:eastAsia="zh-CN"/>
-              </w:rPr>
-            </w:pPr>
-            <w:r>
-              <w:rPr>
-                <w:rFonts w:hint="default" w:ascii="Segoe UI" w:hAnsi="Segoe UI" w:eastAsia="Segoe UI" w:cs="Segoe UI"/>
-                <w:i w:val="0"/>
-                <w:iCs w:val="0"/>
-                <w:caps w:val="0"/>
-                <w:snapToGrid w:val="0"/>
-                <w:color w:val="000000"/>
-                <w:spacing w:val="0"/>
-                <w:kern w:val="0"/>
-                <w:sz w:val="18"/>
-                <w:szCs w:val="18"/>
-                <w:lang w:val="en-US" w:eastAsia="zh-CN"/>
-              </w:rPr>
-              <w:t>深化知识库智能关联与应用功能。完成满意度问卷结果的自动汇总、统计分析功能以及外部数据导入接口的开发。启动服务价值可视化报表模块的设计与基础开发。</w:t>
             </w:r>
           </w:p>
         </w:tc>
@@ -21893,6 +21488,510 @@
             <w:tcBorders>
               <w:top w:val="single" w:color="auto" w:sz="4" w:space="0"/>
               <w:left w:val="single" w:color="auto" w:sz="12" w:space="0"/>
+              <w:bottom w:val="single" w:color="auto" w:sz="4" w:space="0"/>
+              <w:right w:val="single" w:color="auto" w:sz="4" w:space="0"/>
+            </w:tcBorders>
+            <w:shd w:val="clear" w:color="auto" w:fill="auto"/>
+            <w:tcMar>
+              <w:top w:w="120" w:type="dxa"/>
+              <w:left w:w="0" w:type="dxa"/>
+              <w:bottom w:w="120" w:type="dxa"/>
+              <w:right w:w="192" w:type="dxa"/>
+            </w:tcMar>
+            <w:vAlign w:val="center"/>
+          </w:tcPr>
+          <w:p>
+            <w:pPr>
+              <w:keepNext w:val="0"/>
+              <w:keepLines w:val="0"/>
+              <w:pageBreakBefore w:val="0"/>
+              <w:widowControl w:val="0"/>
+              <w:suppressLineNumbers w:val="0"/>
+              <w:kinsoku w:val="0"/>
+              <w:wordWrap/>
+              <w:overflowPunct/>
+              <w:topLinePunct w:val="0"/>
+              <w:autoSpaceDE w:val="0"/>
+              <w:autoSpaceDN w:val="0"/>
+              <w:bidi w:val="0"/>
+              <w:adjustRightInd w:val="0"/>
+              <w:snapToGrid w:val="0"/>
+              <w:spacing w:line="240" w:lineRule="auto"/>
+              <w:ind w:left="0" w:leftChars="0" w:right="0" w:rightChars="0" w:firstLine="0" w:firstLineChars="0"/>
+              <w:jc w:val="left"/>
+              <w:textAlignment w:val="baseline"/>
+              <w:rPr>
+                <w:rFonts w:hint="default" w:ascii="Segoe UI" w:hAnsi="Segoe UI" w:eastAsia="Segoe UI" w:cs="Segoe UI"/>
+                <w:i w:val="0"/>
+                <w:iCs w:val="0"/>
+                <w:caps w:val="0"/>
+                <w:color w:val="0F1115"/>
+                <w:spacing w:val="0"/>
+                <w:sz w:val="18"/>
+                <w:szCs w:val="18"/>
+              </w:rPr>
+            </w:pPr>
+            <w:r>
+              <w:rPr>
+                <w:rStyle w:val="23"/>
+                <w:rFonts w:hint="default" w:ascii="Segoe UI" w:hAnsi="Segoe UI" w:eastAsia="Segoe UI" w:cs="Segoe UI"/>
+                <w:b/>
+                <w:bCs/>
+                <w:i w:val="0"/>
+                <w:iCs w:val="0"/>
+                <w:caps w:val="0"/>
+                <w:snapToGrid w:val="0"/>
+                <w:color w:val="000000"/>
+                <w:spacing w:val="0"/>
+                <w:kern w:val="0"/>
+                <w:sz w:val="18"/>
+                <w:szCs w:val="18"/>
+                <w:lang w:val="en-US" w:eastAsia="zh-CN"/>
+              </w:rPr>
+              <w:t>第二阶段：核心功能开发</w:t>
+            </w:r>
+          </w:p>
+        </w:tc>
+        <w:tc>
+          <w:tcPr>
+            <w:tcW w:w="2764" w:type="dxa"/>
+            <w:tcBorders>
+              <w:top w:val="single" w:color="auto" w:sz="4" w:space="0"/>
+              <w:left w:val="single" w:color="auto" w:sz="4" w:space="0"/>
+              <w:bottom w:val="single" w:color="auto" w:sz="4" w:space="0"/>
+              <w:right w:val="single" w:color="auto" w:sz="4" w:space="0"/>
+            </w:tcBorders>
+            <w:shd w:val="clear" w:color="auto" w:fill="auto"/>
+            <w:tcMar>
+              <w:top w:w="120" w:type="dxa"/>
+              <w:left w:w="192" w:type="dxa"/>
+              <w:bottom w:w="120" w:type="dxa"/>
+              <w:right w:w="192" w:type="dxa"/>
+            </w:tcMar>
+            <w:vAlign w:val="center"/>
+          </w:tcPr>
+          <w:p>
+            <w:pPr>
+              <w:keepNext w:val="0"/>
+              <w:keepLines w:val="0"/>
+              <w:pageBreakBefore w:val="0"/>
+              <w:widowControl w:val="0"/>
+              <w:suppressLineNumbers w:val="0"/>
+              <w:kinsoku w:val="0"/>
+              <w:wordWrap/>
+              <w:overflowPunct/>
+              <w:topLinePunct w:val="0"/>
+              <w:autoSpaceDE w:val="0"/>
+              <w:autoSpaceDN w:val="0"/>
+              <w:bidi w:val="0"/>
+              <w:adjustRightInd w:val="0"/>
+              <w:snapToGrid w:val="0"/>
+              <w:spacing w:line="240" w:lineRule="auto"/>
+              <w:ind w:left="0" w:leftChars="0" w:right="0" w:rightChars="0" w:firstLine="0" w:firstLineChars="0"/>
+              <w:jc w:val="center"/>
+              <w:textAlignment w:val="baseline"/>
+              <w:rPr>
+                <w:rFonts w:hint="default" w:ascii="Segoe UI" w:hAnsi="Segoe UI" w:eastAsia="Segoe UI" w:cs="Segoe UI"/>
+                <w:i w:val="0"/>
+                <w:iCs w:val="0"/>
+                <w:caps w:val="0"/>
+                <w:color w:val="0F1115"/>
+                <w:spacing w:val="0"/>
+                <w:sz w:val="18"/>
+                <w:szCs w:val="18"/>
+                <w:lang w:val="en-US"/>
+              </w:rPr>
+            </w:pPr>
+            <w:r>
+              <w:rPr>
+                <w:rStyle w:val="23"/>
+                <w:rFonts w:hint="default" w:ascii="Segoe UI" w:hAnsi="Segoe UI" w:eastAsia="Segoe UI" w:cs="Segoe UI"/>
+                <w:b/>
+                <w:bCs/>
+                <w:i w:val="0"/>
+                <w:iCs w:val="0"/>
+                <w:caps w:val="0"/>
+                <w:snapToGrid w:val="0"/>
+                <w:color w:val="000000"/>
+                <w:spacing w:val="0"/>
+                <w:kern w:val="0"/>
+                <w:sz w:val="18"/>
+                <w:szCs w:val="18"/>
+                <w:lang w:val="en-US" w:eastAsia="zh-CN"/>
+              </w:rPr>
+              <w:t>2025年</w:t>
+            </w:r>
+            <w:r>
+              <w:rPr>
+                <w:rStyle w:val="23"/>
+                <w:rFonts w:hint="eastAsia" w:ascii="Segoe UI" w:hAnsi="Segoe UI" w:eastAsia="Segoe UI" w:cs="Segoe UI"/>
+                <w:b/>
+                <w:bCs/>
+                <w:i w:val="0"/>
+                <w:iCs w:val="0"/>
+                <w:caps w:val="0"/>
+                <w:snapToGrid w:val="0"/>
+                <w:color w:val="000000"/>
+                <w:spacing w:val="0"/>
+                <w:kern w:val="0"/>
+                <w:sz w:val="18"/>
+                <w:szCs w:val="18"/>
+                <w:lang w:val="en-US" w:eastAsia="zh-CN"/>
+              </w:rPr>
+              <w:t>4-6月</w:t>
+            </w:r>
+          </w:p>
+        </w:tc>
+        <w:tc>
+          <w:tcPr>
+            <w:tcW w:w="4185" w:type="dxa"/>
+            <w:tcBorders>
+              <w:top w:val="single" w:color="auto" w:sz="4" w:space="0"/>
+              <w:left w:val="single" w:color="auto" w:sz="4" w:space="0"/>
+              <w:bottom w:val="single" w:color="auto" w:sz="4" w:space="0"/>
+              <w:right w:val="single" w:color="auto" w:sz="12" w:space="0"/>
+            </w:tcBorders>
+            <w:shd w:val="clear" w:color="auto" w:fill="auto"/>
+            <w:tcMar>
+              <w:top w:w="120" w:type="dxa"/>
+              <w:left w:w="192" w:type="dxa"/>
+              <w:bottom w:w="120" w:type="dxa"/>
+              <w:right w:w="0" w:type="dxa"/>
+            </w:tcMar>
+            <w:vAlign w:val="center"/>
+          </w:tcPr>
+          <w:p>
+            <w:pPr>
+              <w:keepNext w:val="0"/>
+              <w:keepLines w:val="0"/>
+              <w:pageBreakBefore w:val="0"/>
+              <w:widowControl w:val="0"/>
+              <w:suppressLineNumbers w:val="0"/>
+              <w:kinsoku w:val="0"/>
+              <w:wordWrap/>
+              <w:overflowPunct/>
+              <w:topLinePunct w:val="0"/>
+              <w:autoSpaceDE w:val="0"/>
+              <w:autoSpaceDN w:val="0"/>
+              <w:bidi w:val="0"/>
+              <w:adjustRightInd w:val="0"/>
+              <w:snapToGrid w:val="0"/>
+              <w:spacing w:line="240" w:lineRule="auto"/>
+              <w:ind w:left="0" w:leftChars="0" w:right="0" w:rightChars="0" w:firstLine="0" w:firstLineChars="0"/>
+              <w:jc w:val="left"/>
+              <w:textAlignment w:val="baseline"/>
+              <w:rPr>
+                <w:rFonts w:hint="default" w:ascii="Segoe UI" w:hAnsi="Segoe UI" w:eastAsia="Segoe UI" w:cs="Segoe UI"/>
+                <w:i w:val="0"/>
+                <w:iCs w:val="0"/>
+                <w:caps w:val="0"/>
+                <w:snapToGrid w:val="0"/>
+                <w:color w:val="000000"/>
+                <w:spacing w:val="0"/>
+                <w:kern w:val="0"/>
+                <w:sz w:val="18"/>
+                <w:szCs w:val="18"/>
+                <w:lang w:val="en-US" w:eastAsia="zh-CN"/>
+              </w:rPr>
+            </w:pPr>
+            <w:r>
+              <w:rPr>
+                <w:rFonts w:hint="default" w:ascii="Segoe UI" w:hAnsi="Segoe UI" w:eastAsia="Segoe UI" w:cs="Segoe UI"/>
+                <w:i w:val="0"/>
+                <w:iCs w:val="0"/>
+                <w:caps w:val="0"/>
+                <w:snapToGrid w:val="0"/>
+                <w:color w:val="000000"/>
+                <w:spacing w:val="0"/>
+                <w:kern w:val="0"/>
+                <w:sz w:val="18"/>
+                <w:szCs w:val="18"/>
+                <w:lang w:val="en-US" w:eastAsia="zh-CN"/>
+              </w:rPr>
+              <w:t>完成服务知识的基础管理功能与检索功能开发。完成 客户满意度模块 中调查项配置与问卷手动发放功能的核心开发。</w:t>
+            </w:r>
+          </w:p>
+        </w:tc>
+      </w:tr>
+      <w:tr>
+        <w:tblPrEx>
+          <w:tblBorders>
+            <w:top w:val="none" w:color="auto" w:sz="0" w:space="0"/>
+            <w:left w:val="none" w:color="auto" w:sz="0" w:space="0"/>
+            <w:bottom w:val="none" w:color="auto" w:sz="0" w:space="0"/>
+            <w:right w:val="none" w:color="auto" w:sz="0" w:space="0"/>
+            <w:insideH w:val="none" w:color="auto" w:sz="0" w:space="0"/>
+            <w:insideV w:val="none" w:color="auto" w:sz="0" w:space="0"/>
+          </w:tblBorders>
+          <w:tblCellMar>
+            <w:top w:w="15" w:type="dxa"/>
+            <w:left w:w="15" w:type="dxa"/>
+            <w:bottom w:w="15" w:type="dxa"/>
+            <w:right w:w="15" w:type="dxa"/>
+          </w:tblCellMar>
+        </w:tblPrEx>
+        <w:trPr>
+          <w:trHeight w:val="0" w:hRule="atLeast"/>
+          <w:jc w:val="center"/>
+        </w:trPr>
+        <w:tc>
+          <w:tcPr>
+            <w:tcW w:w="1574" w:type="dxa"/>
+            <w:tcBorders>
+              <w:top w:val="single" w:color="auto" w:sz="4" w:space="0"/>
+              <w:left w:val="single" w:color="auto" w:sz="12" w:space="0"/>
+              <w:bottom w:val="single" w:color="auto" w:sz="4" w:space="0"/>
+              <w:right w:val="single" w:color="auto" w:sz="4" w:space="0"/>
+            </w:tcBorders>
+            <w:shd w:val="clear" w:color="auto" w:fill="auto"/>
+            <w:tcMar>
+              <w:top w:w="120" w:type="dxa"/>
+              <w:left w:w="0" w:type="dxa"/>
+              <w:bottom w:w="120" w:type="dxa"/>
+              <w:right w:w="192" w:type="dxa"/>
+            </w:tcMar>
+            <w:vAlign w:val="center"/>
+          </w:tcPr>
+          <w:p>
+            <w:pPr>
+              <w:keepNext w:val="0"/>
+              <w:keepLines w:val="0"/>
+              <w:pageBreakBefore w:val="0"/>
+              <w:widowControl w:val="0"/>
+              <w:suppressLineNumbers w:val="0"/>
+              <w:kinsoku w:val="0"/>
+              <w:wordWrap/>
+              <w:overflowPunct/>
+              <w:topLinePunct w:val="0"/>
+              <w:autoSpaceDE w:val="0"/>
+              <w:autoSpaceDN w:val="0"/>
+              <w:bidi w:val="0"/>
+              <w:adjustRightInd w:val="0"/>
+              <w:snapToGrid w:val="0"/>
+              <w:spacing w:line="240" w:lineRule="auto"/>
+              <w:ind w:left="0" w:leftChars="0" w:right="0" w:rightChars="0" w:firstLine="0" w:firstLineChars="0"/>
+              <w:jc w:val="left"/>
+              <w:textAlignment w:val="baseline"/>
+              <w:rPr>
+                <w:rFonts w:hint="default" w:ascii="Segoe UI" w:hAnsi="Segoe UI" w:eastAsia="Segoe UI" w:cs="Segoe UI"/>
+                <w:i w:val="0"/>
+                <w:iCs w:val="0"/>
+                <w:caps w:val="0"/>
+                <w:color w:val="0F1115"/>
+                <w:spacing w:val="0"/>
+                <w:sz w:val="18"/>
+                <w:szCs w:val="18"/>
+              </w:rPr>
+            </w:pPr>
+            <w:r>
+              <w:rPr>
+                <w:rStyle w:val="23"/>
+                <w:rFonts w:hint="default" w:ascii="Segoe UI" w:hAnsi="Segoe UI" w:eastAsia="Segoe UI" w:cs="Segoe UI"/>
+                <w:b/>
+                <w:bCs/>
+                <w:i w:val="0"/>
+                <w:iCs w:val="0"/>
+                <w:caps w:val="0"/>
+                <w:snapToGrid w:val="0"/>
+                <w:color w:val="000000"/>
+                <w:spacing w:val="0"/>
+                <w:kern w:val="0"/>
+                <w:sz w:val="18"/>
+                <w:szCs w:val="18"/>
+                <w:lang w:val="en-US" w:eastAsia="zh-CN"/>
+              </w:rPr>
+              <w:t>第三阶段：智能功能与数据分析开发</w:t>
+            </w:r>
+          </w:p>
+        </w:tc>
+        <w:tc>
+          <w:tcPr>
+            <w:tcW w:w="2764" w:type="dxa"/>
+            <w:tcBorders>
+              <w:top w:val="single" w:color="auto" w:sz="4" w:space="0"/>
+              <w:left w:val="single" w:color="auto" w:sz="4" w:space="0"/>
+              <w:bottom w:val="single" w:color="auto" w:sz="4" w:space="0"/>
+              <w:right w:val="single" w:color="auto" w:sz="4" w:space="0"/>
+            </w:tcBorders>
+            <w:shd w:val="clear" w:color="auto" w:fill="auto"/>
+            <w:tcMar>
+              <w:top w:w="120" w:type="dxa"/>
+              <w:left w:w="192" w:type="dxa"/>
+              <w:bottom w:w="120" w:type="dxa"/>
+              <w:right w:w="192" w:type="dxa"/>
+            </w:tcMar>
+            <w:vAlign w:val="center"/>
+          </w:tcPr>
+          <w:p>
+            <w:pPr>
+              <w:keepNext w:val="0"/>
+              <w:keepLines w:val="0"/>
+              <w:pageBreakBefore w:val="0"/>
+              <w:widowControl w:val="0"/>
+              <w:suppressLineNumbers w:val="0"/>
+              <w:kinsoku w:val="0"/>
+              <w:wordWrap/>
+              <w:overflowPunct/>
+              <w:topLinePunct w:val="0"/>
+              <w:autoSpaceDE w:val="0"/>
+              <w:autoSpaceDN w:val="0"/>
+              <w:bidi w:val="0"/>
+              <w:adjustRightInd w:val="0"/>
+              <w:snapToGrid w:val="0"/>
+              <w:spacing w:line="240" w:lineRule="auto"/>
+              <w:ind w:left="0" w:leftChars="0" w:right="0" w:rightChars="0" w:firstLine="0" w:firstLineChars="0"/>
+              <w:jc w:val="center"/>
+              <w:textAlignment w:val="baseline"/>
+              <w:rPr>
+                <w:rFonts w:hint="default" w:ascii="Segoe UI" w:hAnsi="Segoe UI" w:eastAsia="Segoe UI" w:cs="Segoe UI"/>
+                <w:i w:val="0"/>
+                <w:iCs w:val="0"/>
+                <w:caps w:val="0"/>
+                <w:color w:val="0F1115"/>
+                <w:spacing w:val="0"/>
+                <w:sz w:val="18"/>
+                <w:szCs w:val="18"/>
+                <w:lang w:val="en-US"/>
+              </w:rPr>
+            </w:pPr>
+            <w:r>
+              <w:rPr>
+                <w:rStyle w:val="23"/>
+                <w:rFonts w:hint="default" w:ascii="Segoe UI" w:hAnsi="Segoe UI" w:eastAsia="Segoe UI" w:cs="Segoe UI"/>
+                <w:b/>
+                <w:bCs/>
+                <w:i w:val="0"/>
+                <w:iCs w:val="0"/>
+                <w:caps w:val="0"/>
+                <w:snapToGrid w:val="0"/>
+                <w:color w:val="000000"/>
+                <w:spacing w:val="0"/>
+                <w:kern w:val="0"/>
+                <w:sz w:val="18"/>
+                <w:szCs w:val="18"/>
+                <w:lang w:val="en-US" w:eastAsia="zh-CN"/>
+              </w:rPr>
+              <w:t>2025年</w:t>
+            </w:r>
+            <w:r>
+              <w:rPr>
+                <w:rStyle w:val="23"/>
+                <w:rFonts w:hint="eastAsia" w:ascii="Segoe UI" w:hAnsi="Segoe UI" w:eastAsia="Segoe UI" w:cs="Segoe UI"/>
+                <w:b/>
+                <w:bCs/>
+                <w:i w:val="0"/>
+                <w:iCs w:val="0"/>
+                <w:caps w:val="0"/>
+                <w:snapToGrid w:val="0"/>
+                <w:color w:val="000000"/>
+                <w:spacing w:val="0"/>
+                <w:kern w:val="0"/>
+                <w:sz w:val="18"/>
+                <w:szCs w:val="18"/>
+                <w:lang w:val="en-US" w:eastAsia="zh-CN"/>
+              </w:rPr>
+              <w:t>7-9月</w:t>
+            </w:r>
+          </w:p>
+        </w:tc>
+        <w:tc>
+          <w:tcPr>
+            <w:tcW w:w="4185" w:type="dxa"/>
+            <w:tcBorders>
+              <w:top w:val="single" w:color="auto" w:sz="4" w:space="0"/>
+              <w:left w:val="single" w:color="auto" w:sz="4" w:space="0"/>
+              <w:bottom w:val="single" w:color="auto" w:sz="4" w:space="0"/>
+              <w:right w:val="single" w:color="auto" w:sz="12" w:space="0"/>
+            </w:tcBorders>
+            <w:shd w:val="clear" w:color="auto" w:fill="auto"/>
+            <w:tcMar>
+              <w:top w:w="120" w:type="dxa"/>
+              <w:left w:w="192" w:type="dxa"/>
+              <w:bottom w:w="120" w:type="dxa"/>
+              <w:right w:w="0" w:type="dxa"/>
+            </w:tcMar>
+            <w:vAlign w:val="center"/>
+          </w:tcPr>
+          <w:p>
+            <w:pPr>
+              <w:keepNext w:val="0"/>
+              <w:keepLines w:val="0"/>
+              <w:pageBreakBefore w:val="0"/>
+              <w:widowControl w:val="0"/>
+              <w:suppressLineNumbers w:val="0"/>
+              <w:kinsoku w:val="0"/>
+              <w:wordWrap/>
+              <w:overflowPunct/>
+              <w:topLinePunct w:val="0"/>
+              <w:autoSpaceDE w:val="0"/>
+              <w:autoSpaceDN w:val="0"/>
+              <w:bidi w:val="0"/>
+              <w:adjustRightInd w:val="0"/>
+              <w:snapToGrid w:val="0"/>
+              <w:spacing w:line="240" w:lineRule="auto"/>
+              <w:ind w:left="0" w:leftChars="0" w:right="0" w:rightChars="0" w:firstLine="0" w:firstLineChars="0"/>
+              <w:jc w:val="left"/>
+              <w:textAlignment w:val="baseline"/>
+              <w:rPr>
+                <w:rFonts w:hint="default" w:ascii="Segoe UI" w:hAnsi="Segoe UI" w:eastAsia="Segoe UI" w:cs="Segoe UI"/>
+                <w:i w:val="0"/>
+                <w:iCs w:val="0"/>
+                <w:caps w:val="0"/>
+                <w:snapToGrid w:val="0"/>
+                <w:color w:val="000000"/>
+                <w:spacing w:val="0"/>
+                <w:kern w:val="0"/>
+                <w:sz w:val="18"/>
+                <w:szCs w:val="18"/>
+                <w:lang w:val="en-US" w:eastAsia="zh-CN"/>
+              </w:rPr>
+            </w:pPr>
+            <w:r>
+              <w:rPr>
+                <w:rFonts w:hint="default" w:ascii="Segoe UI" w:hAnsi="Segoe UI" w:eastAsia="Segoe UI" w:cs="Segoe UI"/>
+                <w:i w:val="0"/>
+                <w:iCs w:val="0"/>
+                <w:caps w:val="0"/>
+                <w:snapToGrid w:val="0"/>
+                <w:color w:val="000000"/>
+                <w:spacing w:val="0"/>
+                <w:kern w:val="0"/>
+                <w:sz w:val="18"/>
+                <w:szCs w:val="18"/>
+                <w:lang w:val="en-US" w:eastAsia="zh-CN"/>
+              </w:rPr>
+              <w:t>深化知识库智能关联与应用功能。完成满意度问卷结果的自动汇总、统计分析功能以及外部数据导入接口的开发。启动服务价值可视化报表模块的设计与基础开发。</w:t>
+            </w:r>
+          </w:p>
+        </w:tc>
+      </w:tr>
+      <w:tr>
+        <w:tblPrEx>
+          <w:tblBorders>
+            <w:top w:val="none" w:color="auto" w:sz="0" w:space="0"/>
+            <w:left w:val="none" w:color="auto" w:sz="0" w:space="0"/>
+            <w:bottom w:val="none" w:color="auto" w:sz="0" w:space="0"/>
+            <w:right w:val="none" w:color="auto" w:sz="0" w:space="0"/>
+            <w:insideH w:val="none" w:color="auto" w:sz="0" w:space="0"/>
+            <w:insideV w:val="none" w:color="auto" w:sz="0" w:space="0"/>
+          </w:tblBorders>
+          <w:tblCellMar>
+            <w:top w:w="15" w:type="dxa"/>
+            <w:left w:w="15" w:type="dxa"/>
+            <w:bottom w:w="15" w:type="dxa"/>
+            <w:right w:w="15" w:type="dxa"/>
+          </w:tblCellMar>
+        </w:tblPrEx>
+        <w:trPr>
+          <w:trHeight w:val="0" w:hRule="atLeast"/>
+          <w:jc w:val="center"/>
+        </w:trPr>
+        <w:tc>
+          <w:tcPr>
+            <w:tcW w:w="1574" w:type="dxa"/>
+            <w:tcBorders>
+              <w:top w:val="single" w:color="auto" w:sz="4" w:space="0"/>
+              <w:left w:val="single" w:color="auto" w:sz="12" w:space="0"/>
               <w:bottom w:val="single" w:color="auto" w:sz="12" w:space="0"/>
               <w:right w:val="single" w:color="auto" w:sz="4" w:space="0"/>
             </w:tcBorders>
@@ -22173,7 +22272,7 @@
           <w:lang w:val="en-US" w:eastAsia="zh-CN"/>
         </w:rPr>
       </w:pPr>
-      <w:bookmarkStart w:id="34" w:name="_Toc32730"/>
+      <w:bookmarkStart w:id="34" w:name="_Toc17448"/>
       <w:r>
         <w:rPr>
           <w:rFonts w:hint="eastAsia"/>
@@ -22753,7 +22852,6 @@
             <w:insideH w:val="single" w:color="auto" w:sz="4" w:space="0"/>
             <w:insideV w:val="single" w:color="auto" w:sz="4" w:space="0"/>
           </w:tblBorders>
-          <w:shd w:val="clear" w:color="auto" w:fill="auto"/>
           <w:tblCellMar>
             <w:top w:w="15" w:type="dxa"/>
             <w:left w:w="15" w:type="dxa"/>
@@ -23198,7 +23296,6 @@
             <w:insideH w:val="single" w:color="auto" w:sz="4" w:space="0"/>
             <w:insideV w:val="single" w:color="auto" w:sz="4" w:space="0"/>
           </w:tblBorders>
-          <w:shd w:val="clear" w:color="auto" w:fill="auto"/>
           <w:tblCellMar>
             <w:top w:w="15" w:type="dxa"/>
             <w:left w:w="15" w:type="dxa"/>
@@ -23657,7 +23754,6 @@
             <w:insideH w:val="single" w:color="auto" w:sz="4" w:space="0"/>
             <w:insideV w:val="single" w:color="auto" w:sz="4" w:space="0"/>
           </w:tblBorders>
-          <w:shd w:val="clear" w:color="auto" w:fill="auto"/>
           <w:tblCellMar>
             <w:top w:w="15" w:type="dxa"/>
             <w:left w:w="15" w:type="dxa"/>
@@ -24169,7 +24265,7 @@
           <w:lang w:val="en-US" w:eastAsia="zh-CN"/>
         </w:rPr>
       </w:pPr>
-      <w:bookmarkStart w:id="35" w:name="_Toc4385"/>
+      <w:bookmarkStart w:id="35" w:name="_Toc16841"/>
       <w:r>
         <w:rPr>
           <w:rFonts w:hint="eastAsia"/>
@@ -24362,7 +24458,6 @@
             <w:insideH w:val="none" w:color="auto" w:sz="0" w:space="0"/>
             <w:insideV w:val="none" w:color="auto" w:sz="0" w:space="0"/>
           </w:tblBorders>
-          <w:shd w:val="clear" w:color="auto" w:fill="auto"/>
           <w:tblCellMar>
             <w:top w:w="15" w:type="dxa"/>
             <w:left w:w="15" w:type="dxa"/>
@@ -24599,7 +24694,6 @@
             <w:insideH w:val="none" w:color="auto" w:sz="0" w:space="0"/>
             <w:insideV w:val="none" w:color="auto" w:sz="0" w:space="0"/>
           </w:tblBorders>
-          <w:shd w:val="clear" w:color="auto" w:fill="auto"/>
           <w:tblCellMar>
             <w:top w:w="15" w:type="dxa"/>
             <w:left w:w="15" w:type="dxa"/>
@@ -24823,7 +24917,6 @@
             <w:insideH w:val="none" w:color="auto" w:sz="0" w:space="0"/>
             <w:insideV w:val="none" w:color="auto" w:sz="0" w:space="0"/>
           </w:tblBorders>
-          <w:shd w:val="clear" w:color="auto" w:fill="auto"/>
           <w:tblCellMar>
             <w:top w:w="15" w:type="dxa"/>
             <w:left w:w="15" w:type="dxa"/>
@@ -25047,7 +25140,6 @@
             <w:insideH w:val="none" w:color="auto" w:sz="0" w:space="0"/>
             <w:insideV w:val="none" w:color="auto" w:sz="0" w:space="0"/>
           </w:tblBorders>
-          <w:shd w:val="clear" w:color="auto" w:fill="auto"/>
           <w:tblCellMar>
             <w:top w:w="15" w:type="dxa"/>
             <w:left w:w="15" w:type="dxa"/>
@@ -25271,7 +25363,6 @@
             <w:insideH w:val="none" w:color="auto" w:sz="0" w:space="0"/>
             <w:insideV w:val="none" w:color="auto" w:sz="0" w:space="0"/>
           </w:tblBorders>
-          <w:shd w:val="clear" w:color="auto" w:fill="auto"/>
           <w:tblCellMar>
             <w:top w:w="15" w:type="dxa"/>
             <w:left w:w="15" w:type="dxa"/>
@@ -25495,7 +25586,6 @@
             <w:insideH w:val="none" w:color="auto" w:sz="0" w:space="0"/>
             <w:insideV w:val="none" w:color="auto" w:sz="0" w:space="0"/>
           </w:tblBorders>
-          <w:shd w:val="clear" w:color="auto" w:fill="auto"/>
           <w:tblCellMar>
             <w:top w:w="15" w:type="dxa"/>
             <w:left w:w="15" w:type="dxa"/>
@@ -25719,7 +25809,6 @@
             <w:insideH w:val="none" w:color="auto" w:sz="0" w:space="0"/>
             <w:insideV w:val="none" w:color="auto" w:sz="0" w:space="0"/>
           </w:tblBorders>
-          <w:shd w:val="clear" w:color="auto" w:fill="auto"/>
           <w:tblCellMar>
             <w:top w:w="15" w:type="dxa"/>
             <w:left w:w="15" w:type="dxa"/>
@@ -25956,7 +26045,7 @@
           <w:lang w:val="en-US" w:eastAsia="zh-CN"/>
         </w:rPr>
       </w:pPr>
-      <w:bookmarkStart w:id="36" w:name="_Toc10952"/>
+      <w:bookmarkStart w:id="36" w:name="_Toc16630"/>
       <w:r>
         <w:rPr>
           <w:rFonts w:hint="eastAsia"/>
@@ -26053,7 +26142,7 @@
           <w:lang w:val="en-US" w:eastAsia="zh-CN"/>
         </w:rPr>
       </w:pPr>
-      <w:bookmarkStart w:id="37" w:name="_Toc23251"/>
+      <w:bookmarkStart w:id="37" w:name="_Toc15664"/>
       <w:r>
         <w:rPr>
           <w:rFonts w:hint="eastAsia"/>
@@ -26217,7 +26306,6 @@
             <w:insideH w:val="single" w:color="auto" w:sz="4" w:space="0"/>
             <w:insideV w:val="single" w:color="auto" w:sz="4" w:space="0"/>
           </w:tblBorders>
-          <w:shd w:val="clear" w:color="auto" w:fill="auto"/>
           <w:tblCellMar>
             <w:top w:w="15" w:type="dxa"/>
             <w:left w:w="15" w:type="dxa"/>
@@ -27103,7 +27191,6 @@
             <w:insideH w:val="single" w:color="auto" w:sz="4" w:space="0"/>
             <w:insideV w:val="single" w:color="auto" w:sz="4" w:space="0"/>
           </w:tblBorders>
-          <w:shd w:val="clear" w:color="auto" w:fill="auto"/>
           <w:tblCellMar>
             <w:top w:w="15" w:type="dxa"/>
             <w:left w:w="15" w:type="dxa"/>
@@ -27684,7 +27771,6 @@
             <w:insideH w:val="single" w:color="auto" w:sz="4" w:space="0"/>
             <w:insideV w:val="single" w:color="auto" w:sz="4" w:space="0"/>
           </w:tblBorders>
-          <w:shd w:val="clear" w:color="auto" w:fill="auto"/>
           <w:tblCellMar>
             <w:top w:w="15" w:type="dxa"/>
             <w:left w:w="15" w:type="dxa"/>
@@ -27956,295 +28042,6 @@
                 <w:lang w:val="en-US" w:eastAsia="zh-CN"/>
               </w:rPr>
               <w:t>8</w:t>
-            </w:r>
-          </w:p>
-        </w:tc>
-      </w:tr>
-      <w:tr>
-        <w:tblPrEx>
-          <w:tblBorders>
-            <w:top w:val="single" w:color="auto" w:sz="4" w:space="0"/>
-            <w:left w:val="single" w:color="auto" w:sz="4" w:space="0"/>
-            <w:bottom w:val="single" w:color="auto" w:sz="4" w:space="0"/>
-            <w:right w:val="single" w:color="auto" w:sz="4" w:space="0"/>
-            <w:insideH w:val="single" w:color="auto" w:sz="4" w:space="0"/>
-            <w:insideV w:val="single" w:color="auto" w:sz="4" w:space="0"/>
-          </w:tblBorders>
-          <w:shd w:val="clear" w:color="auto" w:fill="auto"/>
-          <w:tblCellMar>
-            <w:top w:w="15" w:type="dxa"/>
-            <w:left w:w="15" w:type="dxa"/>
-            <w:bottom w:w="15" w:type="dxa"/>
-            <w:right w:w="15" w:type="dxa"/>
-          </w:tblCellMar>
-        </w:tblPrEx>
-        <w:trPr>
-          <w:trHeight w:val="0" w:hRule="atLeast"/>
-          <w:jc w:val="center"/>
-        </w:trPr>
-        <w:tc>
-          <w:tcPr>
-            <w:tcW w:w="688" w:type="dxa"/>
-            <w:tcBorders>
-              <w:top w:val="single" w:color="auto" w:sz="4" w:space="0"/>
-              <w:left w:val="single" w:color="auto" w:sz="12" w:space="0"/>
-              <w:bottom w:val="single" w:color="auto" w:sz="4" w:space="0"/>
-              <w:right w:val="single" w:color="auto" w:sz="4" w:space="0"/>
-            </w:tcBorders>
-            <w:shd w:val="clear" w:color="auto" w:fill="auto"/>
-            <w:tcMar>
-              <w:top w:w="120" w:type="dxa"/>
-              <w:left w:w="0" w:type="dxa"/>
-              <w:bottom w:w="120" w:type="dxa"/>
-              <w:right w:w="192" w:type="dxa"/>
-            </w:tcMar>
-            <w:vAlign w:val="center"/>
-          </w:tcPr>
-          <w:p>
-            <w:pPr>
-              <w:keepNext w:val="0"/>
-              <w:keepLines w:val="0"/>
-              <w:pageBreakBefore w:val="0"/>
-              <w:widowControl w:val="0"/>
-              <w:suppressLineNumbers w:val="0"/>
-              <w:kinsoku w:val="0"/>
-              <w:wordWrap/>
-              <w:overflowPunct/>
-              <w:topLinePunct w:val="0"/>
-              <w:autoSpaceDE w:val="0"/>
-              <w:autoSpaceDN w:val="0"/>
-              <w:bidi w:val="0"/>
-              <w:adjustRightInd w:val="0"/>
-              <w:snapToGrid w:val="0"/>
-              <w:spacing w:line="240" w:lineRule="auto"/>
-              <w:ind w:left="0" w:leftChars="0" w:right="0" w:rightChars="0" w:firstLine="0" w:firstLineChars="0"/>
-              <w:jc w:val="center"/>
-              <w:textAlignment w:val="baseline"/>
-              <w:rPr>
-                <w:rFonts w:hint="default" w:ascii="Segoe UI" w:hAnsi="Segoe UI" w:eastAsia="Segoe UI" w:cs="Segoe UI"/>
-                <w:i w:val="0"/>
-                <w:iCs w:val="0"/>
-                <w:caps w:val="0"/>
-                <w:snapToGrid w:val="0"/>
-                <w:color w:val="000000"/>
-                <w:spacing w:val="0"/>
-                <w:kern w:val="0"/>
-                <w:sz w:val="18"/>
-                <w:szCs w:val="18"/>
-                <w:lang w:val="en-US" w:eastAsia="zh-CN"/>
-              </w:rPr>
-            </w:pPr>
-            <w:r>
-              <w:rPr>
-                <w:rFonts w:hint="eastAsia" w:ascii="Segoe UI" w:hAnsi="Segoe UI" w:eastAsia="Segoe UI" w:cs="Segoe UI"/>
-                <w:i w:val="0"/>
-                <w:iCs w:val="0"/>
-                <w:caps w:val="0"/>
-                <w:snapToGrid w:val="0"/>
-                <w:color w:val="000000"/>
-                <w:spacing w:val="0"/>
-                <w:kern w:val="0"/>
-                <w:sz w:val="18"/>
-                <w:szCs w:val="18"/>
-                <w:lang w:val="en-US" w:eastAsia="zh-CN"/>
-              </w:rPr>
-              <w:t>6</w:t>
-            </w:r>
-          </w:p>
-        </w:tc>
-        <w:tc>
-          <w:tcPr>
-            <w:tcW w:w="2252" w:type="dxa"/>
-            <w:tcBorders>
-              <w:top w:val="single" w:color="auto" w:sz="4" w:space="0"/>
-              <w:left w:val="single" w:color="auto" w:sz="4" w:space="0"/>
-              <w:bottom w:val="single" w:color="auto" w:sz="4" w:space="0"/>
-              <w:right w:val="single" w:color="auto" w:sz="4" w:space="0"/>
-            </w:tcBorders>
-            <w:shd w:val="clear" w:color="auto" w:fill="auto"/>
-            <w:tcMar>
-              <w:top w:w="120" w:type="dxa"/>
-              <w:left w:w="192" w:type="dxa"/>
-              <w:bottom w:w="120" w:type="dxa"/>
-              <w:right w:w="192" w:type="dxa"/>
-            </w:tcMar>
-            <w:vAlign w:val="center"/>
-          </w:tcPr>
-          <w:p>
-            <w:pPr>
-              <w:keepNext w:val="0"/>
-              <w:keepLines w:val="0"/>
-              <w:pageBreakBefore w:val="0"/>
-              <w:widowControl w:val="0"/>
-              <w:suppressLineNumbers w:val="0"/>
-              <w:kinsoku w:val="0"/>
-              <w:wordWrap/>
-              <w:overflowPunct/>
-              <w:topLinePunct w:val="0"/>
-              <w:autoSpaceDE w:val="0"/>
-              <w:autoSpaceDN w:val="0"/>
-              <w:bidi w:val="0"/>
-              <w:adjustRightInd w:val="0"/>
-              <w:snapToGrid w:val="0"/>
-              <w:spacing w:line="240" w:lineRule="auto"/>
-              <w:ind w:left="0" w:leftChars="0" w:right="0" w:rightChars="0" w:firstLine="0" w:firstLineChars="0"/>
-              <w:jc w:val="left"/>
-              <w:textAlignment w:val="baseline"/>
-              <w:rPr>
-                <w:rFonts w:hint="default" w:ascii="Segoe UI" w:hAnsi="Segoe UI" w:eastAsia="宋体" w:cs="Segoe UI"/>
-                <w:i w:val="0"/>
-                <w:iCs w:val="0"/>
-                <w:caps w:val="0"/>
-                <w:color w:val="0F1115"/>
-                <w:spacing w:val="0"/>
-                <w:sz w:val="18"/>
-                <w:szCs w:val="18"/>
-                <w:lang w:val="en-US" w:eastAsia="zh-CN"/>
-              </w:rPr>
-            </w:pPr>
-            <w:r>
-              <w:rPr>
-                <w:rFonts w:hint="eastAsia" w:ascii="Segoe UI" w:hAnsi="Segoe UI" w:eastAsia="宋体" w:cs="Segoe UI"/>
-                <w:i w:val="0"/>
-                <w:iCs w:val="0"/>
-                <w:caps w:val="0"/>
-                <w:color w:val="0F1115"/>
-                <w:spacing w:val="0"/>
-                <w:sz w:val="18"/>
-                <w:szCs w:val="18"/>
-                <w:lang w:val="en-US" w:eastAsia="zh-CN"/>
-              </w:rPr>
-              <w:t>新技术研发费用</w:t>
-            </w:r>
-          </w:p>
-        </w:tc>
-        <w:tc>
-          <w:tcPr>
-            <w:tcW w:w="3586" w:type="dxa"/>
-            <w:tcBorders>
-              <w:top w:val="single" w:color="auto" w:sz="4" w:space="0"/>
-              <w:left w:val="single" w:color="auto" w:sz="4" w:space="0"/>
-              <w:bottom w:val="single" w:color="auto" w:sz="4" w:space="0"/>
-              <w:right w:val="single" w:color="auto" w:sz="4" w:space="0"/>
-            </w:tcBorders>
-            <w:shd w:val="clear" w:color="auto" w:fill="auto"/>
-            <w:tcMar>
-              <w:top w:w="120" w:type="dxa"/>
-              <w:left w:w="192" w:type="dxa"/>
-              <w:bottom w:w="120" w:type="dxa"/>
-              <w:right w:w="192" w:type="dxa"/>
-            </w:tcMar>
-            <w:vAlign w:val="center"/>
-          </w:tcPr>
-          <w:p>
-            <w:pPr>
-              <w:keepNext w:val="0"/>
-              <w:keepLines w:val="0"/>
-              <w:pageBreakBefore w:val="0"/>
-              <w:widowControl w:val="0"/>
-              <w:kinsoku w:val="0"/>
-              <w:wordWrap/>
-              <w:overflowPunct/>
-              <w:topLinePunct w:val="0"/>
-              <w:autoSpaceDE w:val="0"/>
-              <w:autoSpaceDN w:val="0"/>
-              <w:bidi w:val="0"/>
-              <w:adjustRightInd w:val="0"/>
-              <w:snapToGrid w:val="0"/>
-              <w:ind w:left="0" w:leftChars="0" w:right="0" w:rightChars="0" w:firstLine="0" w:firstLineChars="0"/>
-              <w:jc w:val="center"/>
-              <w:textAlignment w:val="baseline"/>
-              <w:rPr>
-                <w:rFonts w:hint="eastAsia" w:ascii="Segoe UI" w:hAnsi="Segoe UI" w:eastAsia="宋体" w:cs="Segoe UI"/>
-                <w:i w:val="0"/>
-                <w:iCs w:val="0"/>
-                <w:caps w:val="0"/>
-                <w:color w:val="0F1115"/>
-                <w:spacing w:val="0"/>
-                <w:sz w:val="18"/>
-                <w:szCs w:val="18"/>
-                <w:lang w:val="en-US" w:eastAsia="zh-CN"/>
-              </w:rPr>
-            </w:pPr>
-            <w:r>
-              <w:rPr>
-                <w:rFonts w:hint="eastAsia" w:ascii="Segoe UI" w:hAnsi="Segoe UI" w:eastAsia="宋体" w:cs="Segoe UI"/>
-                <w:i w:val="0"/>
-                <w:iCs w:val="0"/>
-                <w:caps w:val="0"/>
-                <w:color w:val="0F1115"/>
-                <w:spacing w:val="0"/>
-                <w:sz w:val="18"/>
-                <w:szCs w:val="18"/>
-                <w:lang w:val="en-US" w:eastAsia="zh-CN"/>
-              </w:rPr>
-              <w:t>AIOps及超自动化方向预研、技术培训、PoC验证资源</w:t>
-            </w:r>
-          </w:p>
-        </w:tc>
-        <w:tc>
-          <w:tcPr>
-            <w:tcW w:w="1969" w:type="dxa"/>
-            <w:tcBorders>
-              <w:top w:val="single" w:color="auto" w:sz="4" w:space="0"/>
-              <w:left w:val="single" w:color="auto" w:sz="4" w:space="0"/>
-              <w:bottom w:val="single" w:color="auto" w:sz="4" w:space="0"/>
-              <w:right w:val="single" w:color="auto" w:sz="12" w:space="0"/>
-            </w:tcBorders>
-            <w:shd w:val="clear" w:color="auto" w:fill="auto"/>
-            <w:tcMar>
-              <w:top w:w="120" w:type="dxa"/>
-              <w:left w:w="192" w:type="dxa"/>
-              <w:bottom w:w="120" w:type="dxa"/>
-              <w:right w:w="0" w:type="dxa"/>
-            </w:tcMar>
-            <w:vAlign w:val="center"/>
-          </w:tcPr>
-          <w:p>
-            <w:pPr>
-              <w:keepNext w:val="0"/>
-              <w:keepLines w:val="0"/>
-              <w:pageBreakBefore w:val="0"/>
-              <w:widowControl w:val="0"/>
-              <w:suppressLineNumbers w:val="0"/>
-              <w:kinsoku w:val="0"/>
-              <w:wordWrap/>
-              <w:overflowPunct/>
-              <w:topLinePunct w:val="0"/>
-              <w:autoSpaceDE w:val="0"/>
-              <w:autoSpaceDN w:val="0"/>
-              <w:bidi w:val="0"/>
-              <w:adjustRightInd w:val="0"/>
-              <w:snapToGrid w:val="0"/>
-              <w:spacing w:line="240" w:lineRule="auto"/>
-              <w:ind w:left="0" w:leftChars="0" w:right="0" w:rightChars="0" w:firstLine="0" w:firstLineChars="0"/>
-              <w:jc w:val="center"/>
-              <w:textAlignment w:val="baseline"/>
-              <w:rPr>
-                <w:rFonts w:hint="default" w:ascii="Segoe UI" w:hAnsi="Segoe UI" w:eastAsia="宋体" w:cs="Segoe UI"/>
-                <w:i w:val="0"/>
-                <w:iCs w:val="0"/>
-                <w:caps w:val="0"/>
-                <w:color w:val="0F1115"/>
-                <w:spacing w:val="0"/>
-                <w:sz w:val="18"/>
-                <w:szCs w:val="18"/>
-                <w:lang w:val="en-US" w:eastAsia="zh-CN"/>
-              </w:rPr>
-            </w:pPr>
-            <w:r>
-              <w:rPr>
-                <w:rFonts w:hint="eastAsia" w:ascii="Segoe UI" w:hAnsi="Segoe UI" w:eastAsia="宋体" w:cs="Segoe UI"/>
-                <w:i w:val="0"/>
-                <w:iCs w:val="0"/>
-                <w:caps w:val="0"/>
-                <w:color w:val="0F1115"/>
-                <w:spacing w:val="0"/>
-                <w:sz w:val="18"/>
-                <w:szCs w:val="18"/>
-                <w:lang w:val="en-US" w:eastAsia="zh-CN"/>
-              </w:rPr>
-              <w:t>15</w:t>
             </w:r>
           </w:p>
         </w:tc>
@@ -28276,6 +28073,294 @@
             <w:tcBorders>
               <w:top w:val="single" w:color="auto" w:sz="4" w:space="0"/>
               <w:left w:val="single" w:color="auto" w:sz="12" w:space="0"/>
+              <w:bottom w:val="single" w:color="auto" w:sz="4" w:space="0"/>
+              <w:right w:val="single" w:color="auto" w:sz="4" w:space="0"/>
+            </w:tcBorders>
+            <w:shd w:val="clear" w:color="auto" w:fill="auto"/>
+            <w:tcMar>
+              <w:top w:w="120" w:type="dxa"/>
+              <w:left w:w="0" w:type="dxa"/>
+              <w:bottom w:w="120" w:type="dxa"/>
+              <w:right w:w="192" w:type="dxa"/>
+            </w:tcMar>
+            <w:vAlign w:val="center"/>
+          </w:tcPr>
+          <w:p>
+            <w:pPr>
+              <w:keepNext w:val="0"/>
+              <w:keepLines w:val="0"/>
+              <w:pageBreakBefore w:val="0"/>
+              <w:widowControl w:val="0"/>
+              <w:suppressLineNumbers w:val="0"/>
+              <w:kinsoku w:val="0"/>
+              <w:wordWrap/>
+              <w:overflowPunct/>
+              <w:topLinePunct w:val="0"/>
+              <w:autoSpaceDE w:val="0"/>
+              <w:autoSpaceDN w:val="0"/>
+              <w:bidi w:val="0"/>
+              <w:adjustRightInd w:val="0"/>
+              <w:snapToGrid w:val="0"/>
+              <w:spacing w:line="240" w:lineRule="auto"/>
+              <w:ind w:left="0" w:leftChars="0" w:right="0" w:rightChars="0" w:firstLine="0" w:firstLineChars="0"/>
+              <w:jc w:val="center"/>
+              <w:textAlignment w:val="baseline"/>
+              <w:rPr>
+                <w:rFonts w:hint="default" w:ascii="Segoe UI" w:hAnsi="Segoe UI" w:eastAsia="Segoe UI" w:cs="Segoe UI"/>
+                <w:i w:val="0"/>
+                <w:iCs w:val="0"/>
+                <w:caps w:val="0"/>
+                <w:snapToGrid w:val="0"/>
+                <w:color w:val="000000"/>
+                <w:spacing w:val="0"/>
+                <w:kern w:val="0"/>
+                <w:sz w:val="18"/>
+                <w:szCs w:val="18"/>
+                <w:lang w:val="en-US" w:eastAsia="zh-CN"/>
+              </w:rPr>
+            </w:pPr>
+            <w:r>
+              <w:rPr>
+                <w:rFonts w:hint="eastAsia" w:ascii="Segoe UI" w:hAnsi="Segoe UI" w:eastAsia="Segoe UI" w:cs="Segoe UI"/>
+                <w:i w:val="0"/>
+                <w:iCs w:val="0"/>
+                <w:caps w:val="0"/>
+                <w:snapToGrid w:val="0"/>
+                <w:color w:val="000000"/>
+                <w:spacing w:val="0"/>
+                <w:kern w:val="0"/>
+                <w:sz w:val="18"/>
+                <w:szCs w:val="18"/>
+                <w:lang w:val="en-US" w:eastAsia="zh-CN"/>
+              </w:rPr>
+              <w:t>6</w:t>
+            </w:r>
+          </w:p>
+        </w:tc>
+        <w:tc>
+          <w:tcPr>
+            <w:tcW w:w="2252" w:type="dxa"/>
+            <w:tcBorders>
+              <w:top w:val="single" w:color="auto" w:sz="4" w:space="0"/>
+              <w:left w:val="single" w:color="auto" w:sz="4" w:space="0"/>
+              <w:bottom w:val="single" w:color="auto" w:sz="4" w:space="0"/>
+              <w:right w:val="single" w:color="auto" w:sz="4" w:space="0"/>
+            </w:tcBorders>
+            <w:shd w:val="clear" w:color="auto" w:fill="auto"/>
+            <w:tcMar>
+              <w:top w:w="120" w:type="dxa"/>
+              <w:left w:w="192" w:type="dxa"/>
+              <w:bottom w:w="120" w:type="dxa"/>
+              <w:right w:w="192" w:type="dxa"/>
+            </w:tcMar>
+            <w:vAlign w:val="center"/>
+          </w:tcPr>
+          <w:p>
+            <w:pPr>
+              <w:keepNext w:val="0"/>
+              <w:keepLines w:val="0"/>
+              <w:pageBreakBefore w:val="0"/>
+              <w:widowControl w:val="0"/>
+              <w:suppressLineNumbers w:val="0"/>
+              <w:kinsoku w:val="0"/>
+              <w:wordWrap/>
+              <w:overflowPunct/>
+              <w:topLinePunct w:val="0"/>
+              <w:autoSpaceDE w:val="0"/>
+              <w:autoSpaceDN w:val="0"/>
+              <w:bidi w:val="0"/>
+              <w:adjustRightInd w:val="0"/>
+              <w:snapToGrid w:val="0"/>
+              <w:spacing w:line="240" w:lineRule="auto"/>
+              <w:ind w:left="0" w:leftChars="0" w:right="0" w:rightChars="0" w:firstLine="0" w:firstLineChars="0"/>
+              <w:jc w:val="left"/>
+              <w:textAlignment w:val="baseline"/>
+              <w:rPr>
+                <w:rFonts w:hint="default" w:ascii="Segoe UI" w:hAnsi="Segoe UI" w:eastAsia="宋体" w:cs="Segoe UI"/>
+                <w:i w:val="0"/>
+                <w:iCs w:val="0"/>
+                <w:caps w:val="0"/>
+                <w:color w:val="0F1115"/>
+                <w:spacing w:val="0"/>
+                <w:sz w:val="18"/>
+                <w:szCs w:val="18"/>
+                <w:lang w:val="en-US" w:eastAsia="zh-CN"/>
+              </w:rPr>
+            </w:pPr>
+            <w:r>
+              <w:rPr>
+                <w:rFonts w:hint="eastAsia" w:ascii="Segoe UI" w:hAnsi="Segoe UI" w:eastAsia="宋体" w:cs="Segoe UI"/>
+                <w:i w:val="0"/>
+                <w:iCs w:val="0"/>
+                <w:caps w:val="0"/>
+                <w:color w:val="0F1115"/>
+                <w:spacing w:val="0"/>
+                <w:sz w:val="18"/>
+                <w:szCs w:val="18"/>
+                <w:lang w:val="en-US" w:eastAsia="zh-CN"/>
+              </w:rPr>
+              <w:t>新技术研发费用</w:t>
+            </w:r>
+          </w:p>
+        </w:tc>
+        <w:tc>
+          <w:tcPr>
+            <w:tcW w:w="3586" w:type="dxa"/>
+            <w:tcBorders>
+              <w:top w:val="single" w:color="auto" w:sz="4" w:space="0"/>
+              <w:left w:val="single" w:color="auto" w:sz="4" w:space="0"/>
+              <w:bottom w:val="single" w:color="auto" w:sz="4" w:space="0"/>
+              <w:right w:val="single" w:color="auto" w:sz="4" w:space="0"/>
+            </w:tcBorders>
+            <w:shd w:val="clear" w:color="auto" w:fill="auto"/>
+            <w:tcMar>
+              <w:top w:w="120" w:type="dxa"/>
+              <w:left w:w="192" w:type="dxa"/>
+              <w:bottom w:w="120" w:type="dxa"/>
+              <w:right w:w="192" w:type="dxa"/>
+            </w:tcMar>
+            <w:vAlign w:val="center"/>
+          </w:tcPr>
+          <w:p>
+            <w:pPr>
+              <w:keepNext w:val="0"/>
+              <w:keepLines w:val="0"/>
+              <w:pageBreakBefore w:val="0"/>
+              <w:widowControl w:val="0"/>
+              <w:kinsoku w:val="0"/>
+              <w:wordWrap/>
+              <w:overflowPunct/>
+              <w:topLinePunct w:val="0"/>
+              <w:autoSpaceDE w:val="0"/>
+              <w:autoSpaceDN w:val="0"/>
+              <w:bidi w:val="0"/>
+              <w:adjustRightInd w:val="0"/>
+              <w:snapToGrid w:val="0"/>
+              <w:ind w:left="0" w:leftChars="0" w:right="0" w:rightChars="0" w:firstLine="0" w:firstLineChars="0"/>
+              <w:jc w:val="center"/>
+              <w:textAlignment w:val="baseline"/>
+              <w:rPr>
+                <w:rFonts w:hint="eastAsia" w:ascii="Segoe UI" w:hAnsi="Segoe UI" w:eastAsia="宋体" w:cs="Segoe UI"/>
+                <w:i w:val="0"/>
+                <w:iCs w:val="0"/>
+                <w:caps w:val="0"/>
+                <w:color w:val="0F1115"/>
+                <w:spacing w:val="0"/>
+                <w:sz w:val="18"/>
+                <w:szCs w:val="18"/>
+                <w:lang w:val="en-US" w:eastAsia="zh-CN"/>
+              </w:rPr>
+            </w:pPr>
+            <w:r>
+              <w:rPr>
+                <w:rFonts w:hint="eastAsia" w:ascii="Segoe UI" w:hAnsi="Segoe UI" w:eastAsia="宋体" w:cs="Segoe UI"/>
+                <w:i w:val="0"/>
+                <w:iCs w:val="0"/>
+                <w:caps w:val="0"/>
+                <w:color w:val="0F1115"/>
+                <w:spacing w:val="0"/>
+                <w:sz w:val="18"/>
+                <w:szCs w:val="18"/>
+                <w:lang w:val="en-US" w:eastAsia="zh-CN"/>
+              </w:rPr>
+              <w:t>AIOps及超自动化方向预研、技术培训、PoC验证资源</w:t>
+            </w:r>
+          </w:p>
+        </w:tc>
+        <w:tc>
+          <w:tcPr>
+            <w:tcW w:w="1969" w:type="dxa"/>
+            <w:tcBorders>
+              <w:top w:val="single" w:color="auto" w:sz="4" w:space="0"/>
+              <w:left w:val="single" w:color="auto" w:sz="4" w:space="0"/>
+              <w:bottom w:val="single" w:color="auto" w:sz="4" w:space="0"/>
+              <w:right w:val="single" w:color="auto" w:sz="12" w:space="0"/>
+            </w:tcBorders>
+            <w:shd w:val="clear" w:color="auto" w:fill="auto"/>
+            <w:tcMar>
+              <w:top w:w="120" w:type="dxa"/>
+              <w:left w:w="192" w:type="dxa"/>
+              <w:bottom w:w="120" w:type="dxa"/>
+              <w:right w:w="0" w:type="dxa"/>
+            </w:tcMar>
+            <w:vAlign w:val="center"/>
+          </w:tcPr>
+          <w:p>
+            <w:pPr>
+              <w:keepNext w:val="0"/>
+              <w:keepLines w:val="0"/>
+              <w:pageBreakBefore w:val="0"/>
+              <w:widowControl w:val="0"/>
+              <w:suppressLineNumbers w:val="0"/>
+              <w:kinsoku w:val="0"/>
+              <w:wordWrap/>
+              <w:overflowPunct/>
+              <w:topLinePunct w:val="0"/>
+              <w:autoSpaceDE w:val="0"/>
+              <w:autoSpaceDN w:val="0"/>
+              <w:bidi w:val="0"/>
+              <w:adjustRightInd w:val="0"/>
+              <w:snapToGrid w:val="0"/>
+              <w:spacing w:line="240" w:lineRule="auto"/>
+              <w:ind w:left="0" w:leftChars="0" w:right="0" w:rightChars="0" w:firstLine="0" w:firstLineChars="0"/>
+              <w:jc w:val="center"/>
+              <w:textAlignment w:val="baseline"/>
+              <w:rPr>
+                <w:rFonts w:hint="default" w:ascii="Segoe UI" w:hAnsi="Segoe UI" w:eastAsia="宋体" w:cs="Segoe UI"/>
+                <w:i w:val="0"/>
+                <w:iCs w:val="0"/>
+                <w:caps w:val="0"/>
+                <w:color w:val="0F1115"/>
+                <w:spacing w:val="0"/>
+                <w:sz w:val="18"/>
+                <w:szCs w:val="18"/>
+                <w:lang w:val="en-US" w:eastAsia="zh-CN"/>
+              </w:rPr>
+            </w:pPr>
+            <w:r>
+              <w:rPr>
+                <w:rFonts w:hint="eastAsia" w:ascii="Segoe UI" w:hAnsi="Segoe UI" w:eastAsia="宋体" w:cs="Segoe UI"/>
+                <w:i w:val="0"/>
+                <w:iCs w:val="0"/>
+                <w:caps w:val="0"/>
+                <w:color w:val="0F1115"/>
+                <w:spacing w:val="0"/>
+                <w:sz w:val="18"/>
+                <w:szCs w:val="18"/>
+                <w:lang w:val="en-US" w:eastAsia="zh-CN"/>
+              </w:rPr>
+              <w:t>15</w:t>
+            </w:r>
+          </w:p>
+        </w:tc>
+      </w:tr>
+      <w:tr>
+        <w:tblPrEx>
+          <w:tblBorders>
+            <w:top w:val="single" w:color="auto" w:sz="4" w:space="0"/>
+            <w:left w:val="single" w:color="auto" w:sz="4" w:space="0"/>
+            <w:bottom w:val="single" w:color="auto" w:sz="4" w:space="0"/>
+            <w:right w:val="single" w:color="auto" w:sz="4" w:space="0"/>
+            <w:insideH w:val="single" w:color="auto" w:sz="4" w:space="0"/>
+            <w:insideV w:val="single" w:color="auto" w:sz="4" w:space="0"/>
+          </w:tblBorders>
+          <w:tblCellMar>
+            <w:top w:w="15" w:type="dxa"/>
+            <w:left w:w="15" w:type="dxa"/>
+            <w:bottom w:w="15" w:type="dxa"/>
+            <w:right w:w="15" w:type="dxa"/>
+          </w:tblCellMar>
+        </w:tblPrEx>
+        <w:trPr>
+          <w:trHeight w:val="0" w:hRule="atLeast"/>
+          <w:jc w:val="center"/>
+        </w:trPr>
+        <w:tc>
+          <w:tcPr>
+            <w:tcW w:w="688" w:type="dxa"/>
+            <w:tcBorders>
+              <w:top w:val="single" w:color="auto" w:sz="4" w:space="0"/>
+              <w:left w:val="single" w:color="auto" w:sz="12" w:space="0"/>
               <w:bottom w:val="single" w:color="auto" w:sz="12" w:space="0"/>
               <w:right w:val="single" w:color="auto" w:sz="4" w:space="0"/>
             </w:tcBorders>
@@ -28555,7 +28640,7 @@
           <w:lang w:val="en-US" w:eastAsia="zh-CN"/>
         </w:rPr>
       </w:pPr>
-      <w:bookmarkStart w:id="38" w:name="_Toc25441"/>
+      <w:bookmarkStart w:id="38" w:name="_Toc30064"/>
       <w:r>
         <w:rPr>
           <w:rFonts w:hint="eastAsia"/>
@@ -28587,7 +28672,7 @@
           <w:lang w:val="en-US" w:eastAsia="zh-CN"/>
         </w:rPr>
       </w:pPr>
-      <w:bookmarkStart w:id="39" w:name="_Toc4248"/>
+      <w:bookmarkStart w:id="39" w:name="_Toc14167"/>
       <w:r>
         <w:rPr>
           <w:rFonts w:hint="eastAsia"/>
@@ -28645,7 +28730,7 @@
           <w:lang w:val="en-US" w:eastAsia="zh-CN"/>
         </w:rPr>
       </w:pPr>
-      <w:bookmarkStart w:id="40" w:name="_Toc16767"/>
+      <w:bookmarkStart w:id="40" w:name="_Toc7518"/>
       <w:r>
         <w:rPr>
           <w:rFonts w:hint="eastAsia"/>
@@ -28709,7 +28794,7 @@
           <w:lang w:val="en-US" w:eastAsia="zh-CN"/>
         </w:rPr>
       </w:pPr>
-      <w:bookmarkStart w:id="41" w:name="_Toc7574"/>
+      <w:bookmarkStart w:id="41" w:name="_Toc25864"/>
       <w:r>
         <w:rPr>
           <w:rFonts w:hint="eastAsia"/>
@@ -28773,7 +28858,7 @@
           <w:lang w:val="en-US" w:eastAsia="zh-CN"/>
         </w:rPr>
       </w:pPr>
-      <w:bookmarkStart w:id="42" w:name="_Toc13208"/>
+      <w:bookmarkStart w:id="42" w:name="_Toc27128"/>
       <w:r>
         <w:rPr>
           <w:rFonts w:hint="eastAsia"/>
@@ -28838,7 +28923,7 @@
         </w:rPr>
       </w:pPr>
       <w:bookmarkStart w:id="43" w:name="_Toc1404"/>
-      <w:bookmarkStart w:id="44" w:name="_Toc20145"/>
+      <w:bookmarkStart w:id="44" w:name="_Toc11213"/>
       <w:r>
         <w:rPr>
           <w:rFonts w:hint="eastAsia"/>
@@ -28903,7 +28988,7 @@
           <w:lang w:val="en-US" w:eastAsia="zh-CN"/>
         </w:rPr>
       </w:pPr>
-      <w:bookmarkStart w:id="45" w:name="_Toc4668"/>
+      <w:bookmarkStart w:id="45" w:name="_Toc1809"/>
       <w:r>
         <w:rPr>
           <w:rFonts w:hint="eastAsia"/>
@@ -28967,7 +29052,7 @@
           <w:lang w:val="en-US" w:eastAsia="zh-CN"/>
         </w:rPr>
       </w:pPr>
-      <w:bookmarkStart w:id="46" w:name="_Toc17539"/>
+      <w:bookmarkStart w:id="46" w:name="_Toc6897"/>
       <w:r>
         <w:rPr>
           <w:rFonts w:hint="eastAsia"/>
@@ -29031,7 +29116,7 @@
           <w:lang w:val="en-US" w:eastAsia="zh-CN"/>
         </w:rPr>
       </w:pPr>
-      <w:bookmarkStart w:id="47" w:name="_Toc17575"/>
+      <w:bookmarkStart w:id="47" w:name="_Toc5755"/>
       <w:r>
         <w:rPr>
           <w:rFonts w:hint="eastAsia"/>
@@ -29088,7 +29173,7 @@
           <w:lang w:val="en-US" w:eastAsia="zh-CN"/>
         </w:rPr>
       </w:pPr>
-      <w:bookmarkStart w:id="48" w:name="_Toc5697"/>
+      <w:bookmarkStart w:id="48" w:name="_Toc17867"/>
       <w:r>
         <w:rPr>
           <w:rFonts w:hint="eastAsia"/>
@@ -29152,7 +29237,7 @@
           <w:lang w:val="en-US" w:eastAsia="zh-CN"/>
         </w:rPr>
       </w:pPr>
-      <w:bookmarkStart w:id="49" w:name="_Toc9876"/>
+      <w:bookmarkStart w:id="49" w:name="_Toc15297"/>
       <w:r>
         <w:rPr>
           <w:rFonts w:hint="eastAsia"/>
@@ -29216,7 +29301,7 @@
           <w:lang w:val="en-US" w:eastAsia="zh-CN"/>
         </w:rPr>
       </w:pPr>
-      <w:bookmarkStart w:id="50" w:name="_Toc13479"/>
+      <w:bookmarkStart w:id="50" w:name="_Toc20771"/>
       <w:r>
         <w:rPr>
           <w:rFonts w:hint="eastAsia"/>
@@ -29280,7 +29365,7 @@
           <w:lang w:val="en-US" w:eastAsia="zh-CN"/>
         </w:rPr>
       </w:pPr>
-      <w:bookmarkStart w:id="51" w:name="_Toc8695"/>
+      <w:bookmarkStart w:id="51" w:name="_Toc25185"/>
       <w:r>
         <w:rPr>
           <w:rFonts w:hint="eastAsia"/>
@@ -29344,7 +29429,7 @@
           <w:lang w:val="en-US" w:eastAsia="zh-CN"/>
         </w:rPr>
       </w:pPr>
-      <w:bookmarkStart w:id="52" w:name="_Toc21855"/>
+      <w:bookmarkStart w:id="52" w:name="_Toc21739"/>
       <w:r>
         <w:rPr>
           <w:rFonts w:hint="eastAsia"/>
@@ -29428,7 +29513,7 @@
           <w:lang w:val="en-US" w:eastAsia="zh-CN"/>
         </w:rPr>
       </w:pPr>
-      <w:bookmarkStart w:id="53" w:name="_Toc17231"/>
+      <w:bookmarkStart w:id="53" w:name="_Toc31535"/>
       <w:r>
         <w:rPr>
           <w:rFonts w:hint="eastAsia"/>
@@ -29460,7 +29545,7 @@
           <w:lang w:val="en-US" w:eastAsia="zh-CN"/>
         </w:rPr>
       </w:pPr>
-      <w:bookmarkStart w:id="54" w:name="_Toc12926"/>
+      <w:bookmarkStart w:id="54" w:name="_Toc31915"/>
       <w:r>
         <w:rPr>
           <w:rFonts w:hint="eastAsia"/>
@@ -29524,7 +29609,7 @@
           <w:lang w:val="en-US" w:eastAsia="zh-CN"/>
         </w:rPr>
       </w:pPr>
-      <w:bookmarkStart w:id="55" w:name="_Toc1443"/>
+      <w:bookmarkStart w:id="55" w:name="_Toc4496"/>
       <w:r>
         <w:rPr>
           <w:rFonts w:hint="eastAsia"/>
@@ -29584,7 +29669,7 @@
           <w:lang w:val="en-US" w:eastAsia="zh-CN"/>
         </w:rPr>
       </w:pPr>
-      <w:bookmarkStart w:id="56" w:name="_Toc1804"/>
+      <w:bookmarkStart w:id="56" w:name="_Toc25671"/>
       <w:r>
         <w:rPr>
           <w:rFonts w:hint="eastAsia"/>
@@ -29631,6 +29716,68 @@
           <w:lang w:val="en-US" w:eastAsia="zh-CN"/>
         </w:rPr>
         <w:t>。</w:t>
+      </w:r>
+    </w:p>
+    <w:p>
+      <w:pPr>
+        <w:pStyle w:val="31"/>
+        <w:keepNext w:val="0"/>
+        <w:keepLines w:val="0"/>
+        <w:pageBreakBefore w:val="0"/>
+        <w:widowControl w:val="0"/>
+        <w:kinsoku w:val="0"/>
+        <w:wordWrap/>
+        <w:overflowPunct/>
+        <w:topLinePunct w:val="0"/>
+        <w:autoSpaceDE w:val="0"/>
+        <w:autoSpaceDN w:val="0"/>
+        <w:bidi w:val="0"/>
+        <w:adjustRightInd w:val="0"/>
+        <w:snapToGrid w:val="0"/>
+        <w:textAlignment w:val="baseline"/>
+        <w:rPr>
+          <w:rFonts w:hint="default"/>
+          <w:lang w:val="en-US" w:eastAsia="zh-CN"/>
+        </w:rPr>
+      </w:pPr>
+      <w:bookmarkStart w:id="57" w:name="_Toc24478"/>
+      <w:r>
+        <w:rPr>
+          <w:rFonts w:hint="eastAsia"/>
+          <w:lang w:val="en-US" w:eastAsia="zh-CN"/>
+        </w:rPr>
+        <w:t>客户投诉</w:t>
+      </w:r>
+      <w:bookmarkEnd w:id="57"/>
+    </w:p>
+    <w:p>
+      <w:pPr>
+        <w:pStyle w:val="29"/>
+        <w:keepNext w:val="0"/>
+        <w:keepLines w:val="0"/>
+        <w:pageBreakBefore w:val="0"/>
+        <w:widowControl w:val="0"/>
+        <w:kinsoku w:val="0"/>
+        <w:wordWrap/>
+        <w:overflowPunct/>
+        <w:topLinePunct w:val="0"/>
+        <w:autoSpaceDE w:val="0"/>
+        <w:autoSpaceDN w:val="0"/>
+        <w:bidi w:val="0"/>
+        <w:adjustRightInd w:val="0"/>
+        <w:snapToGrid w:val="0"/>
+        <w:textAlignment w:val="baseline"/>
+        <w:rPr>
+          <w:rFonts w:hint="default"/>
+          <w:lang w:val="en-US" w:eastAsia="zh-CN"/>
+        </w:rPr>
+      </w:pPr>
+      <w:r>
+        <w:rPr>
+          <w:rFonts w:hint="default"/>
+          <w:lang w:val="en-US" w:eastAsia="zh-CN"/>
+        </w:rPr>
+        <w:t>公司同时建立客户投诉管理机制，以客户投诉数量为核心监控指标，目标值为全年不超过2次。该指标按年度进行考核，计算方式为统计所有项目客户投诉的累加次数（即“所有项目客户投诉数量和”）。质量管理部负责客户投诉的统一受理、记录归类与根因分析，并定期形成投诉分析报告。投诉结果将作为服务缺陷识别、流程优化及责任部门考核的重要依据，确保实现“投诉-分析-纠正-预防”的闭环管理，持续降低服务风险，保障客户满意度目标的达成。</w:t>
       </w:r>
     </w:p>
     <w:sectPr>
